--- a/data/outputs/v2/Grade11/Biology/Lesson_Plans/SS2.2_Growth_and_Development_in_Plants/Biology_Growth_and_Development_in_Plants_FinalExplanation.docx
+++ b/data/outputs/v2/Grade11/Biology/Lesson_Plans/SS2.2_Growth_and_Development_in_Plants/Biology_Growth_and_Development_in_Plants_FinalExplanation.docx
@@ -2024,7 +2024,7 @@
         </w:rPr>
         <w:t xml:space="preserve">© 2026 SeaVuria and ARES. This work is licensed under a </w:t>
       </w:r>
-      <w:hyperlink w:history="1" r:id="rIde6ixmvzqdwkfoftuueac0">
+      <w:hyperlink w:history="1" r:id="rIddtkiush5not_zcgryosgm">
         <w:r>
           <w:rPr>
             <w:rFonts w:ascii="Arial" w:cs="Arial" w:eastAsia="Arial" w:hAnsi="Arial"/>
@@ -2044,7 +2044,7 @@
         </w:rPr>
         <w:t xml:space="preserve"> (</w:t>
       </w:r>
-      <w:hyperlink w:history="1" r:id="rIdaxy3jxht_lpjdzhw64nqw">
+      <w:hyperlink w:history="1" r:id="rIdp4wdacrbfg2aikdfsqtty">
         <w:r>
           <w:rPr>
             <w:rFonts w:ascii="Arial" w:cs="Arial" w:eastAsia="Arial" w:hAnsi="Arial"/>
@@ -2064,7 +2064,7 @@
         </w:rPr>
         <w:t xml:space="preserve">). To view a copy of this license, visit </w:t>
       </w:r>
-      <w:hyperlink w:history="1" r:id="rIdlr9mfxgz6h2zwptfx0tf6">
+      <w:hyperlink w:history="1" r:id="rIdbmcbk1r2qaw7q1m41rngo">
         <w:r>
           <w:rPr>
             <w:rFonts w:ascii="Arial" w:cs="Arial" w:eastAsia="Arial" w:hAnsi="Arial"/>

--- a/data/outputs/v2/Grade11/Biology/Lesson_Plans/SS2.2_Growth_and_Development_in_Plants/Biology_Growth_and_Development_in_Plants_FinalExplanation.docx
+++ b/data/outputs/v2/Grade11/Biology/Lesson_Plans/SS2.2_Growth_and_Development_in_Plants/Biology_Growth_and_Development_in_Plants_FinalExplanation.docx
@@ -95,7 +95,7 @@
                 <w:sz w:val="22"/>
                 <w:szCs w:val="22"/>
               </w:rPr>
-              <w:t xml:space="preserve">FINAL EXPLANATION: BIOLOGY GRADE 11 – FINAL EXPLANATION: WHAT CAUSES THE DIFFERENCES IN GERMINATION, EMERGENCE AND GROWTH OF MAIZE AND BEAN PLANTS?</w:t>
+              <w:t xml:space="preserve">FINAL EXPLANATION: BIOLOGY GRADE 11: GROWTH AND DEVELOPMENT IN PLANTS (SUB-STRAND 2.2)</w:t>
             </w:r>
           </w:p>
         </w:tc>
@@ -422,7 +422,7 @@
                 <w:sz w:val="18"/>
                 <w:szCs w:val="18"/>
               </w:rPr>
-              <w:t xml:space="preserve">Your task is to write a Claim-Evidence-Reasoning (CER) explanation that answers the driving question: 'What causes the differences in germination, emergence and growth of maize and bean plants?' Think back to the farmer who planted maize and beans on the same day after the rain, yet some seeds sprouted quickly, some were slow, and some healthy-looking seeds did not germinate at all. Use evidence from our unit: seed structure observations, germination investigations, dormancy investigations, observations of primary and secondary growth, and evidence on plant hormones. Write in your own words, use correct scientific terms, and refer to your own data. Finally, revise your Day 1 model or drawing to show how your thinking has changed. The exemplars below show what a strong answer looks like. Use them as a guide, not something to copy.</w:t>
+              <w:t xml:space="preserve">You are a scientist helping a farmer in Nakuru County. The farmer planted maize and beans on the same day after the long rains. Some seeds germinated within a few days, some took longer, and some healthy-looking seeds never sprouted. As the plants grew, they also differed in height, thickness, root depth and branching. Your task is to write a Claim-Evidence-Reasoning (CER) explanation that answers the driving question: What causes the differences in germination, emergence and growth of maize and bean plants? Use evidence from our unit: your seed drawings and dissections, the dormancy and germination investigations, the stem sections, the growth curves and the hormone notes. Write your answers in the space under each prompt. Use labelled drawings and arrows where they help. In Section 4 you will also revise your Day 1 model. Write in full sentences and use the scientific words we have learned.</w:t>
             </w:r>
           </w:p>
         </w:tc>
@@ -450,14 +450,12 @@
         <w:tblLayout w:type="fixed"/>
       </w:tblPr>
       <w:tblGrid>
-        <w:gridCol w:w="3000"/>
-        <w:gridCol w:w="10680"/>
+        <w:gridCol w:w="13680"/>
       </w:tblGrid>
       <w:tr>
         <w:tc>
           <w:tcPr>
             <w:tcW w:type="dxa" w:w="13680"/>
-            <w:gridSpan w:val="2"/>
             <w:shd w:fill="1F3864" w:color="auto" w:val="clear"/>
             <w:tcMar>
               <w:top w:type="dxa" w:w="60"/>
@@ -483,15 +481,15 @@
                 <w:sz w:val="22"/>
                 <w:szCs w:val="22"/>
               </w:rPr>
-              <w:t xml:space="preserve">Section 1: Claim</w:t>
-            </w:r>
-          </w:p>
-        </w:tc>
-      </w:tr>
-      <w:tr>
-        <w:tc>
-          <w:tcPr>
-            <w:tcW w:type="dxa" w:w="3000"/>
+              <w:t xml:space="preserve">Section 1: Seed structure and food supply</w:t>
+            </w:r>
+          </w:p>
+        </w:tc>
+      </w:tr>
+      <w:tr>
+        <w:tc>
+          <w:tcPr>
+            <w:tcW w:type="dxa" w:w="13680"/>
             <w:shd w:fill="D9EEF1" w:color="auto" w:val="clear"/>
             <w:tcMar>
               <w:top w:type="dxa" w:w="60"/>
@@ -517,13 +515,18 @@
                 <w:sz w:val="18"/>
                 <w:szCs w:val="18"/>
               </w:rPr>
-              <w:t xml:space="preserve">Write a clear claim that answers the driving question. Name the main causes of the differences you saw in the farmer's field (seed structure, conditions for germination, dormancy, and the processes and hormones that control growth). Do not give details yet. Just state your answer in 2-3 sentences.</w:t>
-            </w:r>
-          </w:p>
-        </w:tc>
-        <w:tc>
-          <w:tcPr>
-            <w:tcW w:type="dxa" w:w="10680"/>
+              <w:t xml:space="preserve">Compare a maize grain and a bean seed. (a) Name the main structures you saw in each, and say what each one does. (b) Describe how these two seeds differ in the number of cotyledons and in where the food is stored. (c) Explain how these differences could affect the way each seedling emerges and grows early on. Refer to your dissections of soaked seeds.</w:t>
+            </w:r>
+          </w:p>
+        </w:tc>
+      </w:tr>
+      <w:tr>
+        <w:trPr>
+          <w:trHeight w:val="4200" w:hRule="atLeast"/>
+        </w:trPr>
+        <w:tc>
+          <w:tcPr>
+            <w:tcW w:type="dxa" w:w="13680"/>
             <w:shd w:fill="FFFFFF" w:color="auto" w:val="clear"/>
             <w:tcMar>
               <w:top w:type="dxa" w:w="60"/>
@@ -543,13 +546,13 @@
                 <w:rFonts w:ascii="Arial" w:cs="Arial" w:eastAsia="Arial" w:hAnsi="Arial"/>
                 <w:b w:val="false"/>
                 <w:bCs w:val="false"/>
-                <w:i w:val="false"/>
-                <w:iCs w:val="false"/>
-                <w:color w:val="000000"/>
-                <w:sz w:val="18"/>
-                <w:szCs w:val="18"/>
-              </w:rPr>
-              <w:t xml:space="preserve">The differences in germination, emergence and growth of maize and bean plants are caused by several factors working together. These are the different structures of maize and bean seeds, whether the seeds get the conditions they need (water, oxygen and a suitable temperature), whether a seed is dormant, and the way cell division, cell enlargement and plant hormones control growth. Growth is also more than getting bigger, because the plant changes its structure and function as it develops from a seed into a mature plant.</w:t>
+                <w:i/>
+                <w:iCs/>
+                <w:color w:val="808080"/>
+                <w:sz w:val="18"/>
+                <w:szCs w:val="18"/>
+              </w:rPr>
+              <w:t xml:space="preserve">Write your answer here:</w:t>
             </w:r>
           </w:p>
         </w:tc>
@@ -577,14 +580,12 @@
         <w:tblLayout w:type="fixed"/>
       </w:tblPr>
       <w:tblGrid>
-        <w:gridCol w:w="3000"/>
-        <w:gridCol w:w="10680"/>
+        <w:gridCol w:w="13680"/>
       </w:tblGrid>
       <w:tr>
         <w:tc>
           <w:tcPr>
             <w:tcW w:type="dxa" w:w="13680"/>
-            <w:gridSpan w:val="2"/>
             <w:shd w:fill="1F3864" w:color="auto" w:val="clear"/>
             <w:tcMar>
               <w:top w:type="dxa" w:w="60"/>
@@ -610,15 +611,15 @@
                 <w:sz w:val="22"/>
                 <w:szCs w:val="22"/>
               </w:rPr>
-              <w:t xml:space="preserve">Section 2: Evidence from Germination, Dormancy and Seed Structure</w:t>
-            </w:r>
-          </w:p>
-        </w:tc>
-      </w:tr>
-      <w:tr>
-        <w:tc>
-          <w:tcPr>
-            <w:tcW w:type="dxa" w:w="3000"/>
+              <w:t xml:space="preserve">Section 2: Dormancy and germination conditions</w:t>
+            </w:r>
+          </w:p>
+        </w:tc>
+      </w:tr>
+      <w:tr>
+        <w:tc>
+          <w:tcPr>
+            <w:tcW w:type="dxa" w:w="13680"/>
             <w:shd w:fill="D9EEF1" w:color="auto" w:val="clear"/>
             <w:tcMar>
               <w:top w:type="dxa" w:w="60"/>
@@ -644,13 +645,18 @@
                 <w:sz w:val="18"/>
                 <w:szCs w:val="18"/>
               </w:rPr>
-              <w:t xml:space="preserve">Describe at least three pieces of evidence from our investigations. Include (a) what happened to seeds given water, oxygen and a suitable temperature compared with seeds missing one condition, (b) what you observed about the structure of maize (one cotyledon) and bean (two cotyledons) seeds and how their seedlings emerged, and (c) anything you learned about dormancy in seeds that looked healthy. Use your own observations or data, such as how many seeds germinated, how many days it took, and what you drew.</w:t>
-            </w:r>
-          </w:p>
-        </w:tc>
-        <w:tc>
-          <w:tcPr>
-            <w:tcW w:type="dxa" w:w="10680"/>
+              <w:t xml:space="preserve">Some of the farmer's seeds looked healthy but did not germinate, and others were late. Write a CER explanation using the two investigations we did. Claim: give two different reasons why seeds planted after the same rain may germinate late or fail. Evidence: describe what you observed in the dormancy treatments (control, sandpaper, warm water, leaching or chilling) and in the germination sets (water, air and warmth; dry; little oxygen; cool; boiled seeds). Reasoning: explain why each result happened, using the words dormancy, viable, water, oxygen and temperature.</w:t>
+            </w:r>
+          </w:p>
+        </w:tc>
+      </w:tr>
+      <w:tr>
+        <w:trPr>
+          <w:trHeight w:val="4200" w:hRule="atLeast"/>
+        </w:trPr>
+        <w:tc>
+          <w:tcPr>
+            <w:tcW w:type="dxa" w:w="13680"/>
             <w:shd w:fill="FFFFFF" w:color="auto" w:val="clear"/>
             <w:tcMar>
               <w:top w:type="dxa" w:w="60"/>
@@ -670,13 +676,13 @@
                 <w:rFonts w:ascii="Arial" w:cs="Arial" w:eastAsia="Arial" w:hAnsi="Arial"/>
                 <w:b w:val="false"/>
                 <w:bCs w:val="false"/>
-                <w:i w:val="false"/>
-                <w:iCs w:val="false"/>
-                <w:color w:val="000000"/>
-                <w:sz w:val="18"/>
-                <w:szCs w:val="18"/>
-              </w:rPr>
-              <w:t xml:space="preserve">In our germination investigation, maize and bean seeds that had water, air and a warm temperature germinated and grew radicles and shoots. Seeds that were kept dry did not germinate, seeds that were submerged in water with little oxygen did not germinate normally, and seeds kept in a very cold place stayed unchanged. This shows that each condition is needed. When we dissected the seeds, the bean seed had two large cotyledons holding stored food, while the maize grain had one cotyledon and a starchy endosperm. When they germinated, the maize and bean seedlings emerged and developed in different patterns. In the dormancy investigation, some seeds that looked healthy did not germinate until the dormancy factor (for example a hard seed coat or a need for a certain condition) was dealt with. This explains why in the farmer's field some healthy seeds did not sprout even though the rain was the same.</w:t>
+                <w:i/>
+                <w:iCs/>
+                <w:color w:val="808080"/>
+                <w:sz w:val="18"/>
+                <w:szCs w:val="18"/>
+              </w:rPr>
+              <w:t xml:space="preserve">Write your answer here:</w:t>
             </w:r>
           </w:p>
         </w:tc>
@@ -704,14 +710,12 @@
         <w:tblLayout w:type="fixed"/>
       </w:tblPr>
       <w:tblGrid>
-        <w:gridCol w:w="3000"/>
-        <w:gridCol w:w="10680"/>
+        <w:gridCol w:w="13680"/>
       </w:tblGrid>
       <w:tr>
         <w:tc>
           <w:tcPr>
             <w:tcW w:type="dxa" w:w="13680"/>
-            <w:gridSpan w:val="2"/>
             <w:shd w:fill="1F3864" w:color="auto" w:val="clear"/>
             <w:tcMar>
               <w:top w:type="dxa" w:w="60"/>
@@ -737,15 +741,15 @@
                 <w:sz w:val="22"/>
                 <w:szCs w:val="22"/>
               </w:rPr>
-              <w:t xml:space="preserve">Section 3: Evidence from Growth and Plant Hormones</w:t>
-            </w:r>
-          </w:p>
-        </w:tc>
-      </w:tr>
-      <w:tr>
-        <w:tc>
-          <w:tcPr>
-            <w:tcW w:type="dxa" w:w="3000"/>
+              <w:t xml:space="preserve">Section 3: How the seedlings emerge and keep growing</w:t>
+            </w:r>
+          </w:p>
+        </w:tc>
+      </w:tr>
+      <w:tr>
+        <w:tc>
+          <w:tcPr>
+            <w:tcW w:type="dxa" w:w="13680"/>
             <w:shd w:fill="D9EEF1" w:color="auto" w:val="clear"/>
             <w:tcMar>
               <w:top w:type="dxa" w:w="60"/>
@@ -771,13 +775,18 @@
                 <w:sz w:val="18"/>
                 <w:szCs w:val="18"/>
               </w:rPr>
-              <w:t xml:space="preserve">Describe the evidence you gathered about how plants grow after germination. Include what you learned about primary growth (increase in length of roots and shoots), secondary growth (increase in thickness of stems and roots in woody plants such as trees), and how hormones such as auxins affect growth, for example shoots bending towards light. Mention at least two observations or results.</w:t>
-            </w:r>
-          </w:p>
-        </w:tc>
-        <w:tc>
-          <w:tcPr>
-            <w:tcW w:type="dxa" w:w="10680"/>
+              <w:t xml:space="preserve">(a) Compare how maize and bean seedlings emerge from the soil. Use the terms hypogeal and epigeal. (b) Explain how primary growth and secondary growth differ, and where in the plant each one happens. (c) Use your stem-section observations to explain why a bean plant can become thicker and branch while maize grows mainly in length. (d) Describe the shape of the growth curve you plotted and what it tells you about growth over time.</w:t>
+            </w:r>
+          </w:p>
+        </w:tc>
+      </w:tr>
+      <w:tr>
+        <w:trPr>
+          <w:trHeight w:val="4200" w:hRule="atLeast"/>
+        </w:trPr>
+        <w:tc>
+          <w:tcPr>
+            <w:tcW w:type="dxa" w:w="13680"/>
             <w:shd w:fill="FFFFFF" w:color="auto" w:val="clear"/>
             <w:tcMar>
               <w:top w:type="dxa" w:w="60"/>
@@ -797,13 +806,13 @@
                 <w:rFonts w:ascii="Arial" w:cs="Arial" w:eastAsia="Arial" w:hAnsi="Arial"/>
                 <w:b w:val="false"/>
                 <w:bCs w:val="false"/>
-                <w:i w:val="false"/>
-                <w:iCs w:val="false"/>
-                <w:color w:val="000000"/>
-                <w:sz w:val="18"/>
-                <w:szCs w:val="18"/>
-              </w:rPr>
-              <w:t xml:space="preserve">When we measured growing seedlings, the roots and shoots became longer over time. Slides and diagrams showed that cell division in the meristems at the tips and cell enlargement behind them cause this increase in length, which is primary growth. We also saw that in woody plants, lateral meristems add new tissue so that stems and roots become thicker. This is secondary growth. That helps explain why the farmer saw stems becoming taller and thicker, and roots going deeper. In the light experiment, seedlings bent towards the light source. This is because auxins cause cells on the shaded side to elongate more, so the shoot curves towards the light. This showed that hormones control the direction and amount of growth.</w:t>
+                <w:i/>
+                <w:iCs/>
+                <w:color w:val="808080"/>
+                <w:sz w:val="18"/>
+                <w:szCs w:val="18"/>
+              </w:rPr>
+              <w:t xml:space="preserve">Write your answer here:</w:t>
             </w:r>
           </w:p>
         </w:tc>
@@ -831,14 +840,12 @@
         <w:tblLayout w:type="fixed"/>
       </w:tblPr>
       <w:tblGrid>
-        <w:gridCol w:w="3000"/>
-        <w:gridCol w:w="10680"/>
+        <w:gridCol w:w="13680"/>
       </w:tblGrid>
       <w:tr>
         <w:tc>
           <w:tcPr>
             <w:tcW w:type="dxa" w:w="13680"/>
-            <w:gridSpan w:val="2"/>
             <w:shd w:fill="1F3864" w:color="auto" w:val="clear"/>
             <w:tcMar>
               <w:top w:type="dxa" w:w="60"/>
@@ -864,15 +871,15 @@
                 <w:sz w:val="22"/>
                 <w:szCs w:val="22"/>
               </w:rPr>
-              <w:t xml:space="preserve">Section 4: Reasoning</w:t>
-            </w:r>
-          </w:p>
-        </w:tc>
-      </w:tr>
-      <w:tr>
-        <w:tc>
-          <w:tcPr>
-            <w:tcW w:type="dxa" w:w="3000"/>
+              <w:t xml:space="preserve">Section 4: Hormones and your final CER explanation</w:t>
+            </w:r>
+          </w:p>
+        </w:tc>
+      </w:tr>
+      <w:tr>
+        <w:tc>
+          <w:tcPr>
+            <w:tcW w:type="dxa" w:w="13680"/>
             <w:shd w:fill="D9EEF1" w:color="auto" w:val="clear"/>
             <w:tcMar>
               <w:top w:type="dxa" w:w="60"/>
@@ -898,13 +905,18 @@
                 <w:sz w:val="18"/>
                 <w:szCs w:val="18"/>
               </w:rPr>
-              <w:t xml:space="preserve">Explain HOW and WHY your evidence supports your claim. Link each piece of evidence to a scientific idea: water activates enzymes and metabolism; stored food gives energy and materials; dormancy delays germination; monocot and dicot structures affect emergence; cell division and enlargement cause growth; hormones regulate growth. Finish by explaining why this matters for farmers in Kenya.</w:t>
-            </w:r>
-          </w:p>
-        </w:tc>
-        <w:tc>
-          <w:tcPr>
-            <w:tcW w:type="dxa" w:w="10680"/>
+              <w:t xml:space="preserve">Write your final explanation to answer the driving question: What causes the differences in germination, emergence and growth of maize and bean plants? Claim: state your answer in one or two sentences. Evidence: give at least three pieces of evidence from different lessons, including at least one about hormones (for example, the bean seedling with its tip removed). Reasoning: link your evidence to your claim and explain how hormones work together with water, oxygen, temperature and seed structure. Finally, say how your Day 1 model or drawing has changed, and describe one thing you added.</w:t>
+            </w:r>
+          </w:p>
+        </w:tc>
+      </w:tr>
+      <w:tr>
+        <w:trPr>
+          <w:trHeight w:val="4200" w:hRule="atLeast"/>
+        </w:trPr>
+        <w:tc>
+          <w:tcPr>
+            <w:tcW w:type="dxa" w:w="13680"/>
             <w:shd w:fill="FFFFFF" w:color="auto" w:val="clear"/>
             <w:tcMar>
               <w:top w:type="dxa" w:w="60"/>
@@ -924,13 +936,13 @@
                 <w:rFonts w:ascii="Arial" w:cs="Arial" w:eastAsia="Arial" w:hAnsi="Arial"/>
                 <w:b w:val="false"/>
                 <w:bCs w:val="false"/>
-                <w:i w:val="false"/>
-                <w:iCs w:val="false"/>
-                <w:color w:val="000000"/>
-                <w:sz w:val="18"/>
-                <w:szCs w:val="18"/>
-              </w:rPr>
-              <w:t xml:space="preserve">Water enters the seed and activates enzymes, which start the metabolic processes that let the embryo grow. Oxygen is needed for respiration to release energy, and a suitable temperature lets enzymes work well. The stored food in the cotyledons or endosperm supplies energy and materials until the seedling can make its own food. That is why seeds lacking one condition did not germinate normally. Some seeds stayed dormant because internal or external factors blocked germination until the right conditions came or dormancy was broken, so seeds planted on the same day did not all sprout together. Maize is a monocot and bean is a dicot, so their structures lead to different ways of emerging and developing. After emergence, cell division and cell enlargement increase length (primary growth), lateral meristems increase thickness (secondary growth), and auxins control elongation and direction. So the differences the farmer saw come from seed structure, conditions, dormancy and growth control together. Growth and development let plants produce leaves, roots, flowers, fruits and seeds. For farmers in places like the Rift Valley, knowing this helps in choosing planting time, preparing seed and managing moisture, which supports maize and bean harvests, food production and food security.</w:t>
+                <w:i/>
+                <w:iCs/>
+                <w:color w:val="808080"/>
+                <w:sz w:val="18"/>
+                <w:szCs w:val="18"/>
+              </w:rPr>
+              <w:t xml:space="preserve">Write your answer here:</w:t>
             </w:r>
           </w:p>
         </w:tc>
@@ -958,14 +970,12 @@
         <w:tblLayout w:type="fixed"/>
       </w:tblPr>
       <w:tblGrid>
-        <w:gridCol w:w="3000"/>
-        <w:gridCol w:w="10680"/>
+        <w:gridCol w:w="13680"/>
       </w:tblGrid>
       <w:tr>
         <w:tc>
           <w:tcPr>
             <w:tcW w:type="dxa" w:w="13680"/>
-            <w:gridSpan w:val="2"/>
             <w:shd w:fill="1F3864" w:color="auto" w:val="clear"/>
             <w:tcMar>
               <w:top w:type="dxa" w:w="60"/>
@@ -991,15 +1001,15 @@
                 <w:sz w:val="22"/>
                 <w:szCs w:val="22"/>
               </w:rPr>
-              <w:t xml:space="preserve">Section 5: Revise Your Day 1 Model</w:t>
-            </w:r>
-          </w:p>
-        </w:tc>
-      </w:tr>
-      <w:tr>
-        <w:tc>
-          <w:tcPr>
-            <w:tcW w:type="dxa" w:w="3000"/>
+              <w:t xml:space="preserve">Section 5: Applying your understanding</w:t>
+            </w:r>
+          </w:p>
+        </w:tc>
+      </w:tr>
+      <w:tr>
+        <w:tc>
+          <w:tcPr>
+            <w:tcW w:type="dxa" w:w="13680"/>
             <w:shd w:fill="D9EEF1" w:color="auto" w:val="clear"/>
             <w:tcMar>
               <w:top w:type="dxa" w:w="60"/>
@@ -1025,13 +1035,18 @@
                 <w:sz w:val="18"/>
                 <w:szCs w:val="18"/>
               </w:rPr>
-              <w:t xml:space="preserve">Look at your Day 1 model or drawing of why the maize and beans behaved differently. Draw a new model that includes seed structure, the conditions for germination, dormancy, primary and secondary growth, and the role of hormones such as auxins. Label it. Then write 3-4 sentences describing what you added, changed or corrected, and why.</w:t>
-            </w:r>
-          </w:p>
-        </w:tc>
-        <w:tc>
-          <w:tcPr>
-            <w:tcW w:type="dxa" w:w="10680"/>
+              <w:t xml:space="preserve">A farmer in Kakamega or Nyeri wants to improve germination and rooting for a school tree nursery. Give two practical pieces of advice, and explain each one using ideas from this unit. Mention one natural rooting source you tested.</w:t>
+            </w:r>
+          </w:p>
+        </w:tc>
+      </w:tr>
+      <w:tr>
+        <w:trPr>
+          <w:trHeight w:val="4200" w:hRule="atLeast"/>
+        </w:trPr>
+        <w:tc>
+          <w:tcPr>
+            <w:tcW w:type="dxa" w:w="13680"/>
             <w:shd w:fill="FFFFFF" w:color="auto" w:val="clear"/>
             <w:tcMar>
               <w:top w:type="dxa" w:w="60"/>
@@ -1051,13 +1066,13 @@
                 <w:rFonts w:ascii="Arial" w:cs="Arial" w:eastAsia="Arial" w:hAnsi="Arial"/>
                 <w:b w:val="false"/>
                 <w:bCs w:val="false"/>
-                <w:i w:val="false"/>
-                <w:iCs w:val="false"/>
-                <w:color w:val="000000"/>
-                <w:sz w:val="18"/>
-                <w:szCs w:val="18"/>
-              </w:rPr>
-              <w:t xml:space="preserve">On Day 1, my drawing only showed rain falling on seeds and plants growing, and I thought the seeds that did not germinate were simply bad. In my new model I drew the inside of a maize grain (one cotyledon, endosperm, embryo) and a bean seed (two cotyledons, embryo), with arrows showing water, oxygen and warmth entering. I added a label for dormancy to explain healthy seeds that did not sprout. I drew the seedling with growing tips where cells divide and enlarge, a thickening stem for secondary growth, and an arrow showing auxin moving to the shaded side so the shoot bends towards light. My thinking changed because I now know that the differences come from the seed, its conditions and the control of growth, not from the rain alone.</w:t>
+                <w:i/>
+                <w:iCs/>
+                <w:color w:val="808080"/>
+                <w:sz w:val="18"/>
+                <w:szCs w:val="18"/>
+              </w:rPr>
+              <w:t xml:space="preserve">Write your answer here:</w:t>
             </w:r>
           </w:p>
         </w:tc>
@@ -1316,7 +1331,7 @@
                 <w:sz w:val="18"/>
                 <w:szCs w:val="18"/>
               </w:rPr>
-              <w:t xml:space="preserve">All ideas about germination conditions, dormancy, monocot and dicot seeds, primary and secondary growth and auxins are correct and use scientific terms precisely.</w:t>
+              <w:t xml:space="preserve">All ideas are correct: seed structure, dormancy, germination conditions, primary and secondary growth, and hormone roles, with correct use of terms such as monocot, dicot, hypogeal, epigeal and meristem.</w:t>
             </w:r>
           </w:p>
         </w:tc>
@@ -1348,7 +1363,7 @@
                 <w:sz w:val="18"/>
                 <w:szCs w:val="18"/>
               </w:rPr>
-              <w:t xml:space="preserve">Most ideas are correct, with minor errors or some terms used loosely.</w:t>
+              <w:t xml:space="preserve">Most ideas are correct, with one or two small errors or terms used loosely.</w:t>
             </w:r>
           </w:p>
         </w:tc>
@@ -1380,7 +1395,7 @@
                 <w:sz w:val="18"/>
                 <w:szCs w:val="18"/>
               </w:rPr>
-              <w:t xml:space="preserve">Several ideas are incorrect or missing, or terms are used wrongly.</w:t>
+              <w:t xml:space="preserve">Several ideas are incorrect or confused, for example mixing up primary and secondary growth or seed types.</w:t>
             </w:r>
           </w:p>
         </w:tc>
@@ -1446,7 +1461,7 @@
                 <w:sz w:val="18"/>
                 <w:szCs w:val="18"/>
               </w:rPr>
-              <w:t xml:space="preserve">Uses specific evidence from at least three investigations (such as germination, seed structure, dormancy, growth and hormones) with data or observations.</w:t>
+              <w:t xml:space="preserve">Gives at least three specific pieces of evidence from different lessons (seed dissections, germination and dormancy sets, stem sections, growth curves, tip-removal bean seedling).</w:t>
             </w:r>
           </w:p>
         </w:tc>
@@ -1478,7 +1493,7 @@
                 <w:sz w:val="18"/>
                 <w:szCs w:val="18"/>
               </w:rPr>
-              <w:t xml:space="preserve">Uses evidence from two investigations, with some detail.</w:t>
+              <w:t xml:space="preserve">Gives two relevant pieces of evidence, or three that are general.</w:t>
             </w:r>
           </w:p>
         </w:tc>
@@ -1510,7 +1525,7 @@
                 <w:sz w:val="18"/>
                 <w:szCs w:val="18"/>
               </w:rPr>
-              <w:t xml:space="preserve">Uses little or general evidence, or evidence is not from our investigations.</w:t>
+              <w:t xml:space="preserve">Gives little or no evidence, or evidence that is not from our investigations.</w:t>
             </w:r>
           </w:p>
         </w:tc>
@@ -1576,7 +1591,7 @@
                 <w:sz w:val="18"/>
                 <w:szCs w:val="18"/>
               </w:rPr>
-              <w:t xml:space="preserve">Clearly explains how and why each piece of evidence supports the claim, linking it to scientific ideas such as enzyme activation, stored food, cell division and enlargement, and hormones.</w:t>
+              <w:t xml:space="preserve">Clearly explains how each piece of evidence supports the claim and links seed structure, conditions, dormancy, meristems and hormones together.</w:t>
             </w:r>
           </w:p>
         </w:tc>
@@ -1608,7 +1623,7 @@
                 <w:sz w:val="18"/>
                 <w:szCs w:val="18"/>
               </w:rPr>
-              <w:t xml:space="preserve">Links most evidence to the claim, but some links are incomplete.</w:t>
+              <w:t xml:space="preserve">Explains some links between evidence and claim, but some factors are listed rather than explained.</w:t>
             </w:r>
           </w:p>
         </w:tc>
@@ -1640,7 +1655,7 @@
                 <w:sz w:val="18"/>
                 <w:szCs w:val="18"/>
               </w:rPr>
-              <w:t xml:space="preserve">Reasoning is missing or only repeats the evidence without explaining.</w:t>
+              <w:t xml:space="preserve">Mostly lists facts without explaining how they answer the question.</w:t>
             </w:r>
           </w:p>
         </w:tc>
@@ -1706,7 +1721,7 @@
                 <w:sz w:val="18"/>
                 <w:szCs w:val="18"/>
               </w:rPr>
-              <w:t xml:space="preserve">Directly answers the driving question, refers to the farmer's field, and revises the Day 1 model with clear labels and an explanation of how thinking changed.</w:t>
+              <w:t xml:space="preserve">Directly answers why maize and beans planted together differ in germination, emergence and growth, and clearly shows how the Day 1 model was revised with specific additions.</w:t>
             </w:r>
           </w:p>
         </w:tc>
@@ -1738,7 +1753,7 @@
                 <w:sz w:val="18"/>
                 <w:szCs w:val="18"/>
               </w:rPr>
-              <w:t xml:space="preserve">Answers the driving question and revises the model, but links to the phenomenon or the explanation of change are limited.</w:t>
+              <w:t xml:space="preserve">Answers the question and mentions a model change with few details.</w:t>
             </w:r>
           </w:p>
         </w:tc>
@@ -1770,7 +1785,7 @@
                 <w:sz w:val="18"/>
                 <w:szCs w:val="18"/>
               </w:rPr>
-              <w:t xml:space="preserve">Only partly answers the driving question, and the model is unrevised or unclear.</w:t>
+              <w:t xml:space="preserve">Does not clearly answer the question or does not describe any change to the model.</w:t>
             </w:r>
           </w:p>
         </w:tc>
@@ -1836,7 +1851,7 @@
                 <w:sz w:val="18"/>
                 <w:szCs w:val="18"/>
               </w:rPr>
-              <w:t xml:space="preserve">Well organised in claim, evidence and reasoning, easy to follow, with correct spelling and clear, well-labelled drawings.</w:t>
+              <w:t xml:space="preserve">Well organised in claim, evidence and reasoning, with full sentences, clear labelled drawings and correct vocabulary.</w:t>
             </w:r>
           </w:p>
         </w:tc>
@@ -1868,7 +1883,7 @@
                 <w:sz w:val="18"/>
                 <w:szCs w:val="18"/>
               </w:rPr>
-              <w:t xml:space="preserve">Mostly organised and clear, with some errors that do not block understanding.</w:t>
+              <w:t xml:space="preserve">Mostly clear, with some gaps in organisation or labelling.</w:t>
             </w:r>
           </w:p>
         </w:tc>
@@ -1900,7 +1915,7 @@
                 <w:sz w:val="18"/>
                 <w:szCs w:val="18"/>
               </w:rPr>
-              <w:t xml:space="preserve">Disorganised or hard to follow, with unclear drawings or labels.</w:t>
+              <w:t xml:space="preserve">Hard to follow, with missing structure or unlabelled drawings.</w:t>
             </w:r>
           </w:p>
         </w:tc>
@@ -2024,7 +2039,7 @@
         </w:rPr>
         <w:t xml:space="preserve">© 2026 SeaVuria and ARES. This work is licensed under a </w:t>
       </w:r>
-      <w:hyperlink w:history="1" r:id="rIddtkiush5not_zcgryosgm">
+      <w:hyperlink w:history="1" r:id="rIdrqqal_kiundbwiy4c0ih1">
         <w:r>
           <w:rPr>
             <w:rFonts w:ascii="Arial" w:cs="Arial" w:eastAsia="Arial" w:hAnsi="Arial"/>
@@ -2044,7 +2059,7 @@
         </w:rPr>
         <w:t xml:space="preserve"> (</w:t>
       </w:r>
-      <w:hyperlink w:history="1" r:id="rIdp4wdacrbfg2aikdfsqtty">
+      <w:hyperlink w:history="1" r:id="rIdpqx4vrnc9aa01sexovrbu">
         <w:r>
           <w:rPr>
             <w:rFonts w:ascii="Arial" w:cs="Arial" w:eastAsia="Arial" w:hAnsi="Arial"/>
@@ -2064,7 +2079,7 @@
         </w:rPr>
         <w:t xml:space="preserve">). To view a copy of this license, visit </w:t>
       </w:r>
-      <w:hyperlink w:history="1" r:id="rIdbmcbk1r2qaw7q1m41rngo">
+      <w:hyperlink w:history="1" r:id="rIdcsmlecsuelbmtmufjvrzc">
         <w:r>
           <w:rPr>
             <w:rFonts w:ascii="Arial" w:cs="Arial" w:eastAsia="Arial" w:hAnsi="Arial"/>

--- a/data/outputs/v2/Grade11/Biology/Lesson_Plans/SS2.2_Growth_and_Development_in_Plants/Biology_Growth_and_Development_in_Plants_FinalExplanation.docx
+++ b/data/outputs/v2/Grade11/Biology/Lesson_Plans/SS2.2_Growth_and_Development_in_Plants/Biology_Growth_and_Development_in_Plants_FinalExplanation.docx
@@ -2039,7 +2039,7 @@
         </w:rPr>
         <w:t xml:space="preserve">© 2026 SeaVuria and ARES. This work is licensed under a </w:t>
       </w:r>
-      <w:hyperlink w:history="1" r:id="rIdrqqal_kiundbwiy4c0ih1">
+      <w:hyperlink w:history="1" r:id="rIdhkxumh0nduyebwfvvjua1">
         <w:r>
           <w:rPr>
             <w:rFonts w:ascii="Arial" w:cs="Arial" w:eastAsia="Arial" w:hAnsi="Arial"/>
@@ -2059,7 +2059,7 @@
         </w:rPr>
         <w:t xml:space="preserve"> (</w:t>
       </w:r>
-      <w:hyperlink w:history="1" r:id="rIdpqx4vrnc9aa01sexovrbu">
+      <w:hyperlink w:history="1" r:id="rIdmfgmuyf7m1otjcl_8nset">
         <w:r>
           <w:rPr>
             <w:rFonts w:ascii="Arial" w:cs="Arial" w:eastAsia="Arial" w:hAnsi="Arial"/>
@@ -2079,7 +2079,7 @@
         </w:rPr>
         <w:t xml:space="preserve">). To view a copy of this license, visit </w:t>
       </w:r>
-      <w:hyperlink w:history="1" r:id="rIdcsmlecsuelbmtmufjvrzc">
+      <w:hyperlink w:history="1" r:id="rIdhcilpd9escydgbqoq6ijm">
         <w:r>
           <w:rPr>
             <w:rFonts w:ascii="Arial" w:cs="Arial" w:eastAsia="Arial" w:hAnsi="Arial"/>

--- a/data/outputs/v2/Grade11/Biology/Lesson_Plans/SS2.2_Growth_and_Development_in_Plants/Biology_Growth_and_Development_in_Plants_FinalExplanation.docx
+++ b/data/outputs/v2/Grade11/Biology/Lesson_Plans/SS2.2_Growth_and_Development_in_Plants/Biology_Growth_and_Development_in_Plants_FinalExplanation.docx
@@ -2039,7 +2039,7 @@
         </w:rPr>
         <w:t xml:space="preserve">© 2026 SeaVuria and ARES. This work is licensed under a </w:t>
       </w:r>
-      <w:hyperlink w:history="1" r:id="rIdhkxumh0nduyebwfvvjua1">
+      <w:hyperlink w:history="1" r:id="rIda6a-8v_gp_xjdptugsh9h">
         <w:r>
           <w:rPr>
             <w:rFonts w:ascii="Arial" w:cs="Arial" w:eastAsia="Arial" w:hAnsi="Arial"/>
@@ -2059,7 +2059,7 @@
         </w:rPr>
         <w:t xml:space="preserve"> (</w:t>
       </w:r>
-      <w:hyperlink w:history="1" r:id="rIdmfgmuyf7m1otjcl_8nset">
+      <w:hyperlink w:history="1" r:id="rId2tjajfugcpo6-9kchj960">
         <w:r>
           <w:rPr>
             <w:rFonts w:ascii="Arial" w:cs="Arial" w:eastAsia="Arial" w:hAnsi="Arial"/>
@@ -2079,7 +2079,7 @@
         </w:rPr>
         <w:t xml:space="preserve">). To view a copy of this license, visit </w:t>
       </w:r>
-      <w:hyperlink w:history="1" r:id="rIdhcilpd9escydgbqoq6ijm">
+      <w:hyperlink w:history="1" r:id="rIdahpcgfcookbdvkzkxplsz">
         <w:r>
           <w:rPr>
             <w:rFonts w:ascii="Arial" w:cs="Arial" w:eastAsia="Arial" w:hAnsi="Arial"/>

--- a/data/outputs/v2/Grade11/Biology/Lesson_Plans/SS2.2_Growth_and_Development_in_Plants/Biology_Growth_and_Development_in_Plants_FinalExplanation.docx
+++ b/data/outputs/v2/Grade11/Biology/Lesson_Plans/SS2.2_Growth_and_Development_in_Plants/Biology_Growth_and_Development_in_Plants_FinalExplanation.docx
@@ -2039,7 +2039,7 @@
         </w:rPr>
         <w:t xml:space="preserve">© 2026 SeaVuria and ARES. This work is licensed under a </w:t>
       </w:r>
-      <w:hyperlink w:history="1" r:id="rIda6a-8v_gp_xjdptugsh9h">
+      <w:hyperlink w:history="1" r:id="rIdapflwgyo_rksdjo-1fgdv">
         <w:r>
           <w:rPr>
             <w:rFonts w:ascii="Arial" w:cs="Arial" w:eastAsia="Arial" w:hAnsi="Arial"/>
@@ -2059,7 +2059,7 @@
         </w:rPr>
         <w:t xml:space="preserve"> (</w:t>
       </w:r>
-      <w:hyperlink w:history="1" r:id="rId2tjajfugcpo6-9kchj960">
+      <w:hyperlink w:history="1" r:id="rIdc696pcnswlmnluvkds7qt">
         <w:r>
           <w:rPr>
             <w:rFonts w:ascii="Arial" w:cs="Arial" w:eastAsia="Arial" w:hAnsi="Arial"/>
@@ -2079,7 +2079,7 @@
         </w:rPr>
         <w:t xml:space="preserve">). To view a copy of this license, visit </w:t>
       </w:r>
-      <w:hyperlink w:history="1" r:id="rIdahpcgfcookbdvkzkxplsz">
+      <w:hyperlink w:history="1" r:id="rIds9bjvwboww9nfh5khzoli">
         <w:r>
           <w:rPr>
             <w:rFonts w:ascii="Arial" w:cs="Arial" w:eastAsia="Arial" w:hAnsi="Arial"/>

--- a/data/outputs/v2/Grade11/Biology/Lesson_Plans/SS2.2_Growth_and_Development_in_Plants/Biology_Growth_and_Development_in_Plants_FinalExplanation.docx
+++ b/data/outputs/v2/Grade11/Biology/Lesson_Plans/SS2.2_Growth_and_Development_in_Plants/Biology_Growth_and_Development_in_Plants_FinalExplanation.docx
@@ -95,7 +95,7 @@
                 <w:sz w:val="22"/>
                 <w:szCs w:val="22"/>
               </w:rPr>
-              <w:t xml:space="preserve">FINAL EXPLANATION: BIOLOGY GRADE 11: GROWTH AND DEVELOPMENT IN PLANTS (SUB-STRAND 2.2)</w:t>
+              <w:t xml:space="preserve">FINAL EXPLANATION: BIOLOGY GRADE 11: GROWTH AND DEVELOPMENT IN PLANTS</w:t>
             </w:r>
           </w:p>
         </w:tc>
@@ -422,7 +422,7 @@
                 <w:sz w:val="18"/>
                 <w:szCs w:val="18"/>
               </w:rPr>
-              <w:t xml:space="preserve">You are a scientist helping a farmer in Nakuru County. The farmer planted maize and beans on the same day after the long rains. Some seeds germinated within a few days, some took longer, and some healthy-looking seeds never sprouted. As the plants grew, they also differed in height, thickness, root depth and branching. Your task is to write a Claim-Evidence-Reasoning (CER) explanation that answers the driving question: What causes the differences in germination, emergence and growth of maize and bean plants? Use evidence from our unit: your seed drawings and dissections, the dormancy and germination investigations, the stem sections, the growth curves and the hormone notes. Write your answers in the space under each prompt. Use labelled drawings and arrows where they help. In Section 4 you will also revise your Day 1 model. Write in full sentences and use the scientific words we have learned.</w:t>
+              <w:t xml:space="preserve">This is your Final Explanation for the driving question: What causes the differences in germination, emergence and growth of maize and bean plants? Think back to Mr. Wafula's farm near Kitale. He planted maize H614 and Rosecoco beans on the same day (Day 0), 3 cm deep, after 25 mm of rain. Use the evidence you collected in Lessons 1 to 10. Write your answers in the space under each prompt. Use full sentences, include numbers from the data, and use the words germination, emergence, dormancy, viable, primary growth and hormones correctly. Where a prompt asks for Claim, Evidence and Reasoning, write all three parts. Where a data table is given, use it. Work on your own.</w:t>
             </w:r>
           </w:p>
         </w:tc>
@@ -481,7 +481,7 @@
                 <w:sz w:val="22"/>
                 <w:szCs w:val="22"/>
               </w:rPr>
-              <w:t xml:space="preserve">Section 1: Seed structure and food supply</w:t>
+              <w:t xml:space="preserve">Part 1: Seed structure and emergence (CER)</w:t>
             </w:r>
           </w:p>
         </w:tc>
@@ -515,7 +515,7 @@
                 <w:sz w:val="18"/>
                 <w:szCs w:val="18"/>
               </w:rPr>
-              <w:t xml:space="preserve">Compare a maize grain and a bean seed. (a) Name the main structures you saw in each, and say what each one does. (b) Describe how these two seeds differ in the number of cotyledons and in where the food is stored. (c) Explain how these differences could affect the way each seedling emerges and grows early on. Refer to your dissections of soaked seeds.</w:t>
+              <w:t xml:space="preserve">Think about the time-lapse videos of the bean and maize seedlings that you watched. Write a Claim-Evidence-Reasoning explanation of how the different seed structures of maize H614 and Rosecoco beans lead to different ways of emerging. In your answer: (a) name the type of seed each crop has and how many cotyledons it has; (b) say where each crop stores its food; (c) use what you saw in the time-lapse videos to say what happens to the cotyledon(s) of each crop during germination and what this type of germination is called, and give the day each crop emerged above the soil; (d) explain the difference between germination and emergence.</w:t>
             </w:r>
           </w:p>
         </w:tc>
@@ -611,7 +611,7 @@
                 <w:sz w:val="22"/>
                 <w:szCs w:val="22"/>
               </w:rPr>
-              <w:t xml:space="preserve">Section 2: Dormancy and germination conditions</w:t>
+              <w:t xml:space="preserve">Part 2: Why healthy-looking seeds did not germinate</w:t>
             </w:r>
           </w:p>
         </w:tc>
@@ -645,7 +645,709 @@
                 <w:sz w:val="18"/>
                 <w:szCs w:val="18"/>
               </w:rPr>
-              <w:t xml:space="preserve">Some of the farmer's seeds looked healthy but did not germinate, and others were late. Write a CER explanation using the two investigations we did. Claim: give two different reasons why seeds planted after the same rain may germinate late or fail. Evidence: describe what you observed in the dormancy treatments (control, sandpaper, warm water, leaching or chilling) and in the germination sets (water, air and warmth; dry; little oxygen; cool; boiled seeds). Reasoning: explain why each result happened, using the words dormancy, viable, water, oxygen and temperature.</w:t>
+              <w:t xml:space="preserve">Use the table from Mr. Wafula's field at Day 14 (100 seeds of each crop).</w:t>
+            </w:r>
+          </w:p>
+          <w:p>
+            <w:pPr>
+              <w:spacing w:after="40" w:before="0"/>
+              <w:jc w:val="left"/>
+            </w:pPr>
+            <w:r>
+              <w:rPr>
+                <w:rFonts w:ascii="Arial" w:cs="Arial" w:eastAsia="Arial" w:hAnsi="Arial"/>
+                <w:b/>
+                <w:bCs/>
+                <w:i w:val="false"/>
+                <w:iCs w:val="false"/>
+                <w:color w:val="000000"/>
+                <w:sz w:val="18"/>
+                <w:szCs w:val="18"/>
+              </w:rPr>
+              <w:t xml:space="preserve"/>
+            </w:r>
+          </w:p>
+          <w:tbl>
+            <w:tblPr>
+              <w:tblW w:type="dxa" w:w="13320"/>
+              <w:tblBorders>
+                <w:top w:val="single" w:color="AAAAAA" w:sz="4"/>
+                <w:left w:val="single" w:color="AAAAAA" w:sz="4"/>
+                <w:bottom w:val="single" w:color="AAAAAA" w:sz="4"/>
+                <w:right w:val="single" w:color="AAAAAA" w:sz="4"/>
+                <w:insideH w:val="single" w:color="auto" w:sz="4"/>
+                <w:insideV w:val="single" w:color="auto" w:sz="4"/>
+              </w:tblBorders>
+              <w:tblLayout w:type="fixed"/>
+            </w:tblPr>
+            <w:tblGrid>
+              <w:gridCol w:w="4440"/>
+              <w:gridCol w:w="4440"/>
+              <w:gridCol w:w="4440"/>
+            </w:tblGrid>
+            <w:tr>
+              <w:tc>
+                <w:tcPr>
+                  <w:tcW w:type="dxa" w:w="4440"/>
+                  <w:shd w:fill="D5E8F0" w:color="auto" w:val="clear"/>
+                  <w:tcMar>
+                    <w:top w:type="dxa" w:w="60"/>
+                    <w:left w:type="dxa" w:w="120"/>
+                    <w:bottom w:type="dxa" w:w="60"/>
+                    <w:right w:type="dxa" w:w="120"/>
+                  </w:tcMar>
+                  <w:vAlign w:val="top"/>
+                </w:tcPr>
+                <w:p>
+                  <w:pPr>
+                    <w:spacing w:after="40" w:before="0"/>
+                    <w:jc w:val="left"/>
+                  </w:pPr>
+                  <w:r>
+                    <w:rPr>
+                      <w:rFonts w:ascii="Arial" w:cs="Arial" w:eastAsia="Arial" w:hAnsi="Arial"/>
+                      <w:b/>
+                      <w:bCs/>
+                      <w:i w:val="false"/>
+                      <w:iCs w:val="false"/>
+                      <w:color w:val="000000"/>
+                      <w:sz w:val="18"/>
+                      <w:szCs w:val="18"/>
+                    </w:rPr>
+                    <w:t xml:space="preserve">Reason seed did not germinate</w:t>
+                  </w:r>
+                </w:p>
+              </w:tc>
+              <w:tc>
+                <w:tcPr>
+                  <w:tcW w:type="dxa" w:w="4440"/>
+                  <w:shd w:fill="D5E8F0" w:color="auto" w:val="clear"/>
+                  <w:tcMar>
+                    <w:top w:type="dxa" w:w="60"/>
+                    <w:left w:type="dxa" w:w="120"/>
+                    <w:bottom w:type="dxa" w:w="60"/>
+                    <w:right w:type="dxa" w:w="120"/>
+                  </w:tcMar>
+                  <w:vAlign w:val="top"/>
+                </w:tcPr>
+                <w:p>
+                  <w:pPr>
+                    <w:spacing w:after="40" w:before="0"/>
+                    <w:jc w:val="left"/>
+                  </w:pPr>
+                  <w:r>
+                    <w:rPr>
+                      <w:rFonts w:ascii="Arial" w:cs="Arial" w:eastAsia="Arial" w:hAnsi="Arial"/>
+                      <w:b/>
+                      <w:bCs/>
+                      <w:i w:val="false"/>
+                      <w:iCs w:val="false"/>
+                      <w:color w:val="000000"/>
+                      <w:sz w:val="18"/>
+                      <w:szCs w:val="18"/>
+                    </w:rPr>
+                    <w:t xml:space="preserve">Maize H614</w:t>
+                  </w:r>
+                </w:p>
+              </w:tc>
+              <w:tc>
+                <w:tcPr>
+                  <w:tcW w:type="dxa" w:w="4440"/>
+                  <w:shd w:fill="D5E8F0" w:color="auto" w:val="clear"/>
+                  <w:tcMar>
+                    <w:top w:type="dxa" w:w="60"/>
+                    <w:left w:type="dxa" w:w="120"/>
+                    <w:bottom w:type="dxa" w:w="60"/>
+                    <w:right w:type="dxa" w:w="120"/>
+                  </w:tcMar>
+                  <w:vAlign w:val="top"/>
+                </w:tcPr>
+                <w:p>
+                  <w:pPr>
+                    <w:spacing w:after="40" w:before="0"/>
+                    <w:jc w:val="left"/>
+                  </w:pPr>
+                  <w:r>
+                    <w:rPr>
+                      <w:rFonts w:ascii="Arial" w:cs="Arial" w:eastAsia="Arial" w:hAnsi="Arial"/>
+                      <w:b/>
+                      <w:bCs/>
+                      <w:i w:val="false"/>
+                      <w:iCs w:val="false"/>
+                      <w:color w:val="000000"/>
+                      <w:sz w:val="18"/>
+                      <w:szCs w:val="18"/>
+                    </w:rPr>
+                    <w:t xml:space="preserve">Bean Rosecoco</w:t>
+                  </w:r>
+                </w:p>
+              </w:tc>
+            </w:tr>
+            <w:tr>
+              <w:tc>
+                <w:tcPr>
+                  <w:tcW w:type="dxa" w:w="4440"/>
+                  <w:shd w:fill="FFFFFF" w:color="auto" w:val="clear"/>
+                  <w:tcMar>
+                    <w:top w:type="dxa" w:w="60"/>
+                    <w:left w:type="dxa" w:w="120"/>
+                    <w:bottom w:type="dxa" w:w="60"/>
+                    <w:right w:type="dxa" w:w="120"/>
+                  </w:tcMar>
+                  <w:vAlign w:val="top"/>
+                </w:tcPr>
+                <w:p>
+                  <w:pPr>
+                    <w:spacing w:after="40" w:before="0"/>
+                    <w:jc w:val="left"/>
+                  </w:pPr>
+                  <w:r>
+                    <w:rPr>
+                      <w:rFonts w:ascii="Arial" w:cs="Arial" w:eastAsia="Arial" w:hAnsi="Arial"/>
+                      <w:b w:val="false"/>
+                      <w:bCs w:val="false"/>
+                      <w:i w:val="false"/>
+                      <w:iCs w:val="false"/>
+                      <w:color w:val="000000"/>
+                      <w:sz w:val="18"/>
+                      <w:szCs w:val="18"/>
+                    </w:rPr>
+                    <w:t xml:space="preserve">Eaten or rotted by fungi/pests</w:t>
+                  </w:r>
+                </w:p>
+              </w:tc>
+              <w:tc>
+                <w:tcPr>
+                  <w:tcW w:type="dxa" w:w="4440"/>
+                  <w:shd w:fill="FFFFFF" w:color="auto" w:val="clear"/>
+                  <w:tcMar>
+                    <w:top w:type="dxa" w:w="60"/>
+                    <w:left w:type="dxa" w:w="120"/>
+                    <w:bottom w:type="dxa" w:w="60"/>
+                    <w:right w:type="dxa" w:w="120"/>
+                  </w:tcMar>
+                  <w:vAlign w:val="top"/>
+                </w:tcPr>
+                <w:p>
+                  <w:pPr>
+                    <w:spacing w:after="40" w:before="0"/>
+                    <w:jc w:val="left"/>
+                  </w:pPr>
+                  <w:r>
+                    <w:rPr>
+                      <w:rFonts w:ascii="Arial" w:cs="Arial" w:eastAsia="Arial" w:hAnsi="Arial"/>
+                      <w:b w:val="false"/>
+                      <w:bCs w:val="false"/>
+                      <w:i w:val="false"/>
+                      <w:iCs w:val="false"/>
+                      <w:color w:val="000000"/>
+                      <w:sz w:val="18"/>
+                      <w:szCs w:val="18"/>
+                    </w:rPr>
+                    <w:t xml:space="preserve">5</w:t>
+                  </w:r>
+                </w:p>
+              </w:tc>
+              <w:tc>
+                <w:tcPr>
+                  <w:tcW w:type="dxa" w:w="4440"/>
+                  <w:shd w:fill="FFFFFF" w:color="auto" w:val="clear"/>
+                  <w:tcMar>
+                    <w:top w:type="dxa" w:w="60"/>
+                    <w:left w:type="dxa" w:w="120"/>
+                    <w:bottom w:type="dxa" w:w="60"/>
+                    <w:right w:type="dxa" w:w="120"/>
+                  </w:tcMar>
+                  <w:vAlign w:val="top"/>
+                </w:tcPr>
+                <w:p>
+                  <w:pPr>
+                    <w:spacing w:after="40" w:before="0"/>
+                    <w:jc w:val="left"/>
+                  </w:pPr>
+                  <w:r>
+                    <w:rPr>
+                      <w:rFonts w:ascii="Arial" w:cs="Arial" w:eastAsia="Arial" w:hAnsi="Arial"/>
+                      <w:b w:val="false"/>
+                      <w:bCs w:val="false"/>
+                      <w:i w:val="false"/>
+                      <w:iCs w:val="false"/>
+                      <w:color w:val="000000"/>
+                      <w:sz w:val="18"/>
+                      <w:szCs w:val="18"/>
+                    </w:rPr>
+                    <w:t xml:space="preserve">2</w:t>
+                  </w:r>
+                </w:p>
+              </w:tc>
+            </w:tr>
+            <w:tr>
+              <w:tc>
+                <w:tcPr>
+                  <w:tcW w:type="dxa" w:w="4440"/>
+                  <w:shd w:fill="FFFFFF" w:color="auto" w:val="clear"/>
+                  <w:tcMar>
+                    <w:top w:type="dxa" w:w="60"/>
+                    <w:left w:type="dxa" w:w="120"/>
+                    <w:bottom w:type="dxa" w:w="60"/>
+                    <w:right w:type="dxa" w:w="120"/>
+                  </w:tcMar>
+                  <w:vAlign w:val="top"/>
+                </w:tcPr>
+                <w:p>
+                  <w:pPr>
+                    <w:spacing w:after="40" w:before="0"/>
+                    <w:jc w:val="left"/>
+                  </w:pPr>
+                  <w:r>
+                    <w:rPr>
+                      <w:rFonts w:ascii="Arial" w:cs="Arial" w:eastAsia="Arial" w:hAnsi="Arial"/>
+                      <w:b w:val="false"/>
+                      <w:bCs w:val="false"/>
+                      <w:i w:val="false"/>
+                      <w:iCs w:val="false"/>
+                      <w:color w:val="000000"/>
+                      <w:sz w:val="18"/>
+                      <w:szCs w:val="18"/>
+                    </w:rPr>
+                    <w:t xml:space="preserve">Old seed with dead embryo (not viable)</w:t>
+                  </w:r>
+                </w:p>
+              </w:tc>
+              <w:tc>
+                <w:tcPr>
+                  <w:tcW w:type="dxa" w:w="4440"/>
+                  <w:shd w:fill="FFFFFF" w:color="auto" w:val="clear"/>
+                  <w:tcMar>
+                    <w:top w:type="dxa" w:w="60"/>
+                    <w:left w:type="dxa" w:w="120"/>
+                    <w:bottom w:type="dxa" w:w="60"/>
+                    <w:right w:type="dxa" w:w="120"/>
+                  </w:tcMar>
+                  <w:vAlign w:val="top"/>
+                </w:tcPr>
+                <w:p>
+                  <w:pPr>
+                    <w:spacing w:after="40" w:before="0"/>
+                    <w:jc w:val="left"/>
+                  </w:pPr>
+                  <w:r>
+                    <w:rPr>
+                      <w:rFonts w:ascii="Arial" w:cs="Arial" w:eastAsia="Arial" w:hAnsi="Arial"/>
+                      <w:b w:val="false"/>
+                      <w:bCs w:val="false"/>
+                      <w:i w:val="false"/>
+                      <w:iCs w:val="false"/>
+                      <w:color w:val="000000"/>
+                      <w:sz w:val="18"/>
+                      <w:szCs w:val="18"/>
+                    </w:rPr>
+                    <w:t xml:space="preserve">4</w:t>
+                  </w:r>
+                </w:p>
+              </w:tc>
+              <w:tc>
+                <w:tcPr>
+                  <w:tcW w:type="dxa" w:w="4440"/>
+                  <w:shd w:fill="FFFFFF" w:color="auto" w:val="clear"/>
+                  <w:tcMar>
+                    <w:top w:type="dxa" w:w="60"/>
+                    <w:left w:type="dxa" w:w="120"/>
+                    <w:bottom w:type="dxa" w:w="60"/>
+                    <w:right w:type="dxa" w:w="120"/>
+                  </w:tcMar>
+                  <w:vAlign w:val="top"/>
+                </w:tcPr>
+                <w:p>
+                  <w:pPr>
+                    <w:spacing w:after="40" w:before="0"/>
+                    <w:jc w:val="left"/>
+                  </w:pPr>
+                  <w:r>
+                    <w:rPr>
+                      <w:rFonts w:ascii="Arial" w:cs="Arial" w:eastAsia="Arial" w:hAnsi="Arial"/>
+                      <w:b w:val="false"/>
+                      <w:bCs w:val="false"/>
+                      <w:i w:val="false"/>
+                      <w:iCs w:val="false"/>
+                      <w:color w:val="000000"/>
+                      <w:sz w:val="18"/>
+                      <w:szCs w:val="18"/>
+                    </w:rPr>
+                    <w:t xml:space="preserve">4</w:t>
+                  </w:r>
+                </w:p>
+              </w:tc>
+            </w:tr>
+            <w:tr>
+              <w:tc>
+                <w:tcPr>
+                  <w:tcW w:type="dxa" w:w="4440"/>
+                  <w:shd w:fill="FFFFFF" w:color="auto" w:val="clear"/>
+                  <w:tcMar>
+                    <w:top w:type="dxa" w:w="60"/>
+                    <w:left w:type="dxa" w:w="120"/>
+                    <w:bottom w:type="dxa" w:w="60"/>
+                    <w:right w:type="dxa" w:w="120"/>
+                  </w:tcMar>
+                  <w:vAlign w:val="top"/>
+                </w:tcPr>
+                <w:p>
+                  <w:pPr>
+                    <w:spacing w:after="40" w:before="0"/>
+                    <w:jc w:val="left"/>
+                  </w:pPr>
+                  <w:r>
+                    <w:rPr>
+                      <w:rFonts w:ascii="Arial" w:cs="Arial" w:eastAsia="Arial" w:hAnsi="Arial"/>
+                      <w:b w:val="false"/>
+                      <w:bCs w:val="false"/>
+                      <w:i w:val="false"/>
+                      <w:iCs w:val="false"/>
+                      <w:color w:val="000000"/>
+                      <w:sz w:val="18"/>
+                      <w:szCs w:val="18"/>
+                    </w:rPr>
+                    <w:t xml:space="preserve">Waterlogged low patch (no oxygen)</w:t>
+                  </w:r>
+                </w:p>
+              </w:tc>
+              <w:tc>
+                <w:tcPr>
+                  <w:tcW w:type="dxa" w:w="4440"/>
+                  <w:shd w:fill="FFFFFF" w:color="auto" w:val="clear"/>
+                  <w:tcMar>
+                    <w:top w:type="dxa" w:w="60"/>
+                    <w:left w:type="dxa" w:w="120"/>
+                    <w:bottom w:type="dxa" w:w="60"/>
+                    <w:right w:type="dxa" w:w="120"/>
+                  </w:tcMar>
+                  <w:vAlign w:val="top"/>
+                </w:tcPr>
+                <w:p>
+                  <w:pPr>
+                    <w:spacing w:after="40" w:before="0"/>
+                    <w:jc w:val="left"/>
+                  </w:pPr>
+                  <w:r>
+                    <w:rPr>
+                      <w:rFonts w:ascii="Arial" w:cs="Arial" w:eastAsia="Arial" w:hAnsi="Arial"/>
+                      <w:b w:val="false"/>
+                      <w:bCs w:val="false"/>
+                      <w:i w:val="false"/>
+                      <w:iCs w:val="false"/>
+                      <w:color w:val="000000"/>
+                      <w:sz w:val="18"/>
+                      <w:szCs w:val="18"/>
+                    </w:rPr>
+                    <w:t xml:space="preserve">3</w:t>
+                  </w:r>
+                </w:p>
+              </w:tc>
+              <w:tc>
+                <w:tcPr>
+                  <w:tcW w:type="dxa" w:w="4440"/>
+                  <w:shd w:fill="FFFFFF" w:color="auto" w:val="clear"/>
+                  <w:tcMar>
+                    <w:top w:type="dxa" w:w="60"/>
+                    <w:left w:type="dxa" w:w="120"/>
+                    <w:bottom w:type="dxa" w:w="60"/>
+                    <w:right w:type="dxa" w:w="120"/>
+                  </w:tcMar>
+                  <w:vAlign w:val="top"/>
+                </w:tcPr>
+                <w:p>
+                  <w:pPr>
+                    <w:spacing w:after="40" w:before="0"/>
+                    <w:jc w:val="left"/>
+                  </w:pPr>
+                  <w:r>
+                    <w:rPr>
+                      <w:rFonts w:ascii="Arial" w:cs="Arial" w:eastAsia="Arial" w:hAnsi="Arial"/>
+                      <w:b w:val="false"/>
+                      <w:bCs w:val="false"/>
+                      <w:i w:val="false"/>
+                      <w:iCs w:val="false"/>
+                      <w:color w:val="000000"/>
+                      <w:sz w:val="18"/>
+                      <w:szCs w:val="18"/>
+                    </w:rPr>
+                    <w:t xml:space="preserve">6</w:t>
+                  </w:r>
+                </w:p>
+              </w:tc>
+            </w:tr>
+            <w:tr>
+              <w:tc>
+                <w:tcPr>
+                  <w:tcW w:type="dxa" w:w="4440"/>
+                  <w:shd w:fill="FFFFFF" w:color="auto" w:val="clear"/>
+                  <w:tcMar>
+                    <w:top w:type="dxa" w:w="60"/>
+                    <w:left w:type="dxa" w:w="120"/>
+                    <w:bottom w:type="dxa" w:w="60"/>
+                    <w:right w:type="dxa" w:w="120"/>
+                  </w:tcMar>
+                  <w:vAlign w:val="top"/>
+                </w:tcPr>
+                <w:p>
+                  <w:pPr>
+                    <w:spacing w:after="40" w:before="0"/>
+                    <w:jc w:val="left"/>
+                  </w:pPr>
+                  <w:r>
+                    <w:rPr>
+                      <w:rFonts w:ascii="Arial" w:cs="Arial" w:eastAsia="Arial" w:hAnsi="Arial"/>
+                      <w:b w:val="false"/>
+                      <w:bCs w:val="false"/>
+                      <w:i w:val="false"/>
+                      <w:iCs w:val="false"/>
+                      <w:color w:val="000000"/>
+                      <w:sz w:val="18"/>
+                      <w:szCs w:val="18"/>
+                    </w:rPr>
+                    <w:t xml:space="preserve">Hard impermeable seed coat</w:t>
+                  </w:r>
+                </w:p>
+              </w:tc>
+              <w:tc>
+                <w:tcPr>
+                  <w:tcW w:type="dxa" w:w="4440"/>
+                  <w:shd w:fill="FFFFFF" w:color="auto" w:val="clear"/>
+                  <w:tcMar>
+                    <w:top w:type="dxa" w:w="60"/>
+                    <w:left w:type="dxa" w:w="120"/>
+                    <w:bottom w:type="dxa" w:w="60"/>
+                    <w:right w:type="dxa" w:w="120"/>
+                  </w:tcMar>
+                  <w:vAlign w:val="top"/>
+                </w:tcPr>
+                <w:p>
+                  <w:pPr>
+                    <w:spacing w:after="40" w:before="0"/>
+                    <w:jc w:val="left"/>
+                  </w:pPr>
+                  <w:r>
+                    <w:rPr>
+                      <w:rFonts w:ascii="Arial" w:cs="Arial" w:eastAsia="Arial" w:hAnsi="Arial"/>
+                      <w:b w:val="false"/>
+                      <w:bCs w:val="false"/>
+                      <w:i w:val="false"/>
+                      <w:iCs w:val="false"/>
+                      <w:color w:val="000000"/>
+                      <w:sz w:val="18"/>
+                      <w:szCs w:val="18"/>
+                    </w:rPr>
+                    <w:t xml:space="preserve">0</w:t>
+                  </w:r>
+                </w:p>
+              </w:tc>
+              <w:tc>
+                <w:tcPr>
+                  <w:tcW w:type="dxa" w:w="4440"/>
+                  <w:shd w:fill="FFFFFF" w:color="auto" w:val="clear"/>
+                  <w:tcMar>
+                    <w:top w:type="dxa" w:w="60"/>
+                    <w:left w:type="dxa" w:w="120"/>
+                    <w:bottom w:type="dxa" w:w="60"/>
+                    <w:right w:type="dxa" w:w="120"/>
+                  </w:tcMar>
+                  <w:vAlign w:val="top"/>
+                </w:tcPr>
+                <w:p>
+                  <w:pPr>
+                    <w:spacing w:after="40" w:before="0"/>
+                    <w:jc w:val="left"/>
+                  </w:pPr>
+                  <w:r>
+                    <w:rPr>
+                      <w:rFonts w:ascii="Arial" w:cs="Arial" w:eastAsia="Arial" w:hAnsi="Arial"/>
+                      <w:b w:val="false"/>
+                      <w:bCs w:val="false"/>
+                      <w:i w:val="false"/>
+                      <w:iCs w:val="false"/>
+                      <w:color w:val="000000"/>
+                      <w:sz w:val="18"/>
+                      <w:szCs w:val="18"/>
+                    </w:rPr>
+                    <w:t xml:space="preserve">8</w:t>
+                  </w:r>
+                </w:p>
+              </w:tc>
+            </w:tr>
+            <w:tr>
+              <w:tc>
+                <w:tcPr>
+                  <w:tcW w:type="dxa" w:w="4440"/>
+                  <w:shd w:fill="FFFFFF" w:color="auto" w:val="clear"/>
+                  <w:tcMar>
+                    <w:top w:type="dxa" w:w="60"/>
+                    <w:left w:type="dxa" w:w="120"/>
+                    <w:bottom w:type="dxa" w:w="60"/>
+                    <w:right w:type="dxa" w:w="120"/>
+                  </w:tcMar>
+                  <w:vAlign w:val="top"/>
+                </w:tcPr>
+                <w:p>
+                  <w:pPr>
+                    <w:spacing w:after="40" w:before="0"/>
+                    <w:jc w:val="left"/>
+                  </w:pPr>
+                  <w:r>
+                    <w:rPr>
+                      <w:rFonts w:ascii="Arial" w:cs="Arial" w:eastAsia="Arial" w:hAnsi="Arial"/>
+                      <w:b w:val="false"/>
+                      <w:bCs w:val="false"/>
+                      <w:i w:val="false"/>
+                      <w:iCs w:val="false"/>
+                      <w:color w:val="000000"/>
+                      <w:sz w:val="18"/>
+                      <w:szCs w:val="18"/>
+                    </w:rPr>
+                    <w:t xml:space="preserve">Total that did not germinate</w:t>
+                  </w:r>
+                </w:p>
+              </w:tc>
+              <w:tc>
+                <w:tcPr>
+                  <w:tcW w:type="dxa" w:w="4440"/>
+                  <w:shd w:fill="FFFFFF" w:color="auto" w:val="clear"/>
+                  <w:tcMar>
+                    <w:top w:type="dxa" w:w="60"/>
+                    <w:left w:type="dxa" w:w="120"/>
+                    <w:bottom w:type="dxa" w:w="60"/>
+                    <w:right w:type="dxa" w:w="120"/>
+                  </w:tcMar>
+                  <w:vAlign w:val="top"/>
+                </w:tcPr>
+                <w:p>
+                  <w:pPr>
+                    <w:spacing w:after="40" w:before="0"/>
+                    <w:jc w:val="left"/>
+                  </w:pPr>
+                  <w:r>
+                    <w:rPr>
+                      <w:rFonts w:ascii="Arial" w:cs="Arial" w:eastAsia="Arial" w:hAnsi="Arial"/>
+                      <w:b w:val="false"/>
+                      <w:bCs w:val="false"/>
+                      <w:i w:val="false"/>
+                      <w:iCs w:val="false"/>
+                      <w:color w:val="000000"/>
+                      <w:sz w:val="18"/>
+                      <w:szCs w:val="18"/>
+                    </w:rPr>
+                    <w:t xml:space="preserve">12</w:t>
+                  </w:r>
+                </w:p>
+              </w:tc>
+              <w:tc>
+                <w:tcPr>
+                  <w:tcW w:type="dxa" w:w="4440"/>
+                  <w:shd w:fill="FFFFFF" w:color="auto" w:val="clear"/>
+                  <w:tcMar>
+                    <w:top w:type="dxa" w:w="60"/>
+                    <w:left w:type="dxa" w:w="120"/>
+                    <w:bottom w:type="dxa" w:w="60"/>
+                    <w:right w:type="dxa" w:w="120"/>
+                  </w:tcMar>
+                  <w:vAlign w:val="top"/>
+                </w:tcPr>
+                <w:p>
+                  <w:pPr>
+                    <w:spacing w:after="40" w:before="0"/>
+                    <w:jc w:val="left"/>
+                  </w:pPr>
+                  <w:r>
+                    <w:rPr>
+                      <w:rFonts w:ascii="Arial" w:cs="Arial" w:eastAsia="Arial" w:hAnsi="Arial"/>
+                      <w:b w:val="false"/>
+                      <w:bCs w:val="false"/>
+                      <w:i w:val="false"/>
+                      <w:iCs w:val="false"/>
+                      <w:color w:val="000000"/>
+                      <w:sz w:val="18"/>
+                      <w:szCs w:val="18"/>
+                    </w:rPr>
+                    <w:t xml:space="preserve">20</w:t>
+                  </w:r>
+                </w:p>
+              </w:tc>
+            </w:tr>
+          </w:tbl>
+          <w:p>
+            <w:pPr>
+              <w:spacing w:after="60" w:before="0"/>
+              <w:jc w:val="left"/>
+            </w:pPr>
+            <w:r>
+              <w:rPr>
+                <w:rFonts w:ascii="Arial" w:cs="Arial" w:eastAsia="Arial" w:hAnsi="Arial"/>
+                <w:b w:val="false"/>
+                <w:bCs w:val="false"/>
+                <w:i w:val="false"/>
+                <w:iCs w:val="false"/>
+                <w:color w:val="000000"/>
+                <w:sz w:val="18"/>
+                <w:szCs w:val="18"/>
+              </w:rPr>
+              <w:t xml:space="preserve"/>
+            </w:r>
+          </w:p>
+          <w:p>
+            <w:pPr>
+              <w:spacing w:after="40" w:before="0"/>
+              <w:jc w:val="left"/>
+            </w:pPr>
+            <w:r>
+              <w:rPr>
+                <w:rFonts w:ascii="Arial" w:cs="Arial" w:eastAsia="Arial" w:hAnsi="Arial"/>
+                <w:b/>
+                <w:bCs/>
+                <w:i w:val="false"/>
+                <w:iCs w:val="false"/>
+                <w:color w:val="000000"/>
+                <w:sz w:val="18"/>
+                <w:szCs w:val="18"/>
+              </w:rPr>
+              <w:t xml:space="preserve"/>
+            </w:r>
+          </w:p>
+          <w:p>
+            <w:pPr>
+              <w:spacing w:after="40" w:before="0"/>
+              <w:jc w:val="left"/>
+            </w:pPr>
+            <w:r>
+              <w:rPr>
+                <w:rFonts w:ascii="Arial" w:cs="Arial" w:eastAsia="Arial" w:hAnsi="Arial"/>
+                <w:b/>
+                <w:bCs/>
+                <w:i w:val="false"/>
+                <w:iCs w:val="false"/>
+                <w:color w:val="000000"/>
+                <w:sz w:val="18"/>
+                <w:szCs w:val="18"/>
+              </w:rPr>
+              <w:t xml:space="preserve">Write a CER explanation of why 12 maize and 20 bean seeds did not germinate. In your answer: (a) say which seeds were dormant and what dormancy means; (b) the 8 hard-coated bean seeds were later scarified and replanted as a separate re-test after Day 14. Say what happened to them and what this shows about the cause of their dormancy; (c) explain why the other failed seeds were not dormant; (d) name the hormone that maintains dormancy and the hormone that helps germination.</w:t>
+            </w:r>
+          </w:p>
+          <w:p>
+            <w:pPr>
+              <w:spacing w:after="60" w:before="0"/>
+              <w:jc w:val="left"/>
+            </w:pPr>
+            <w:r>
+              <w:rPr>
+                <w:rFonts w:ascii="Arial" w:cs="Arial" w:eastAsia="Arial" w:hAnsi="Arial"/>
+                <w:b w:val="false"/>
+                <w:bCs w:val="false"/>
+                <w:i w:val="false"/>
+                <w:iCs w:val="false"/>
+                <w:color w:val="000000"/>
+                <w:sz w:val="18"/>
+                <w:szCs w:val="18"/>
+              </w:rPr>
+              <w:t xml:space="preserve"/>
             </w:r>
           </w:p>
         </w:tc>
@@ -741,7 +1443,7 @@
                 <w:sz w:val="22"/>
                 <w:szCs w:val="22"/>
               </w:rPr>
-              <w:t xml:space="preserve">Section 3: How the seedlings emerge and keep growing</w:t>
+              <w:t xml:space="preserve">Part 3: Conditions needed for germination</w:t>
             </w:r>
           </w:p>
         </w:tc>
@@ -775,7 +1477,611 @@
                 <w:sz w:val="18"/>
                 <w:szCs w:val="18"/>
               </w:rPr>
-              <w:t xml:space="preserve">(a) Compare how maize and bean seedlings emerge from the soil. Use the terms hypogeal and epigeal. (b) Explain how primary growth and secondary growth differ, and where in the plant each one happens. (c) Use your stem-section observations to explain why a bean plant can become thicker and branch while maize grows mainly in length. (d) Describe the shape of the growth curve you plotted and what it tells you about growth over time.</w:t>
+              <w:t xml:space="preserve">Fatuma set up germination jars with 20 Rosecoco bean seeds in each jar. These are the Day 5 results.</w:t>
+            </w:r>
+          </w:p>
+          <w:p>
+            <w:pPr>
+              <w:spacing w:after="40" w:before="0"/>
+              <w:jc w:val="left"/>
+            </w:pPr>
+            <w:r>
+              <w:rPr>
+                <w:rFonts w:ascii="Arial" w:cs="Arial" w:eastAsia="Arial" w:hAnsi="Arial"/>
+                <w:b/>
+                <w:bCs/>
+                <w:i w:val="false"/>
+                <w:iCs w:val="false"/>
+                <w:color w:val="000000"/>
+                <w:sz w:val="18"/>
+                <w:szCs w:val="18"/>
+              </w:rPr>
+              <w:t xml:space="preserve"/>
+            </w:r>
+          </w:p>
+          <w:tbl>
+            <w:tblPr>
+              <w:tblW w:type="dxa" w:w="13320"/>
+              <w:tblBorders>
+                <w:top w:val="single" w:color="AAAAAA" w:sz="4"/>
+                <w:left w:val="single" w:color="AAAAAA" w:sz="4"/>
+                <w:bottom w:val="single" w:color="AAAAAA" w:sz="4"/>
+                <w:right w:val="single" w:color="AAAAAA" w:sz="4"/>
+                <w:insideH w:val="single" w:color="auto" w:sz="4"/>
+                <w:insideV w:val="single" w:color="auto" w:sz="4"/>
+              </w:tblBorders>
+              <w:tblLayout w:type="fixed"/>
+            </w:tblPr>
+            <w:tblGrid>
+              <w:gridCol w:w="4440"/>
+              <w:gridCol w:w="4440"/>
+              <w:gridCol w:w="4440"/>
+            </w:tblGrid>
+            <w:tr>
+              <w:tc>
+                <w:tcPr>
+                  <w:tcW w:type="dxa" w:w="4440"/>
+                  <w:shd w:fill="D5E8F0" w:color="auto" w:val="clear"/>
+                  <w:tcMar>
+                    <w:top w:type="dxa" w:w="60"/>
+                    <w:left w:type="dxa" w:w="120"/>
+                    <w:bottom w:type="dxa" w:w="60"/>
+                    <w:right w:type="dxa" w:w="120"/>
+                  </w:tcMar>
+                  <w:vAlign w:val="top"/>
+                </w:tcPr>
+                <w:p>
+                  <w:pPr>
+                    <w:spacing w:after="40" w:before="0"/>
+                    <w:jc w:val="left"/>
+                  </w:pPr>
+                  <w:r>
+                    <w:rPr>
+                      <w:rFonts w:ascii="Arial" w:cs="Arial" w:eastAsia="Arial" w:hAnsi="Arial"/>
+                      <w:b/>
+                      <w:bCs/>
+                      <w:i w:val="false"/>
+                      <w:iCs w:val="false"/>
+                      <w:color w:val="000000"/>
+                      <w:sz w:val="18"/>
+                      <w:szCs w:val="18"/>
+                    </w:rPr>
+                    <w:t xml:space="preserve">Jar</w:t>
+                  </w:r>
+                </w:p>
+              </w:tc>
+              <w:tc>
+                <w:tcPr>
+                  <w:tcW w:type="dxa" w:w="4440"/>
+                  <w:shd w:fill="D5E8F0" w:color="auto" w:val="clear"/>
+                  <w:tcMar>
+                    <w:top w:type="dxa" w:w="60"/>
+                    <w:left w:type="dxa" w:w="120"/>
+                    <w:bottom w:type="dxa" w:w="60"/>
+                    <w:right w:type="dxa" w:w="120"/>
+                  </w:tcMar>
+                  <w:vAlign w:val="top"/>
+                </w:tcPr>
+                <w:p>
+                  <w:pPr>
+                    <w:spacing w:after="40" w:before="0"/>
+                    <w:jc w:val="left"/>
+                  </w:pPr>
+                  <w:r>
+                    <w:rPr>
+                      <w:rFonts w:ascii="Arial" w:cs="Arial" w:eastAsia="Arial" w:hAnsi="Arial"/>
+                      <w:b/>
+                      <w:bCs/>
+                      <w:i w:val="false"/>
+                      <w:iCs w:val="false"/>
+                      <w:color w:val="000000"/>
+                      <w:sz w:val="18"/>
+                      <w:szCs w:val="18"/>
+                    </w:rPr>
+                    <w:t xml:space="preserve">Conditions</w:t>
+                  </w:r>
+                </w:p>
+              </w:tc>
+              <w:tc>
+                <w:tcPr>
+                  <w:tcW w:type="dxa" w:w="4440"/>
+                  <w:shd w:fill="D5E8F0" w:color="auto" w:val="clear"/>
+                  <w:tcMar>
+                    <w:top w:type="dxa" w:w="60"/>
+                    <w:left w:type="dxa" w:w="120"/>
+                    <w:bottom w:type="dxa" w:w="60"/>
+                    <w:right w:type="dxa" w:w="120"/>
+                  </w:tcMar>
+                  <w:vAlign w:val="top"/>
+                </w:tcPr>
+                <w:p>
+                  <w:pPr>
+                    <w:spacing w:after="40" w:before="0"/>
+                    <w:jc w:val="left"/>
+                  </w:pPr>
+                  <w:r>
+                    <w:rPr>
+                      <w:rFonts w:ascii="Arial" w:cs="Arial" w:eastAsia="Arial" w:hAnsi="Arial"/>
+                      <w:b/>
+                      <w:bCs/>
+                      <w:i w:val="false"/>
+                      <w:iCs w:val="false"/>
+                      <w:color w:val="000000"/>
+                      <w:sz w:val="18"/>
+                      <w:szCs w:val="18"/>
+                    </w:rPr>
+                    <w:t xml:space="preserve">Seeds germinated (out of 20)</w:t>
+                  </w:r>
+                </w:p>
+              </w:tc>
+            </w:tr>
+            <w:tr>
+              <w:tc>
+                <w:tcPr>
+                  <w:tcW w:type="dxa" w:w="4440"/>
+                  <w:shd w:fill="FFFFFF" w:color="auto" w:val="clear"/>
+                  <w:tcMar>
+                    <w:top w:type="dxa" w:w="60"/>
+                    <w:left w:type="dxa" w:w="120"/>
+                    <w:bottom w:type="dxa" w:w="60"/>
+                    <w:right w:type="dxa" w:w="120"/>
+                  </w:tcMar>
+                  <w:vAlign w:val="top"/>
+                </w:tcPr>
+                <w:p>
+                  <w:pPr>
+                    <w:spacing w:after="40" w:before="0"/>
+                    <w:jc w:val="left"/>
+                  </w:pPr>
+                  <w:r>
+                    <w:rPr>
+                      <w:rFonts w:ascii="Arial" w:cs="Arial" w:eastAsia="Arial" w:hAnsi="Arial"/>
+                      <w:b w:val="false"/>
+                      <w:bCs w:val="false"/>
+                      <w:i w:val="false"/>
+                      <w:iCs w:val="false"/>
+                      <w:color w:val="000000"/>
+                      <w:sz w:val="18"/>
+                      <w:szCs w:val="18"/>
+                    </w:rPr>
+                    <w:t xml:space="preserve">A</w:t>
+                  </w:r>
+                </w:p>
+              </w:tc>
+              <w:tc>
+                <w:tcPr>
+                  <w:tcW w:type="dxa" w:w="4440"/>
+                  <w:shd w:fill="FFFFFF" w:color="auto" w:val="clear"/>
+                  <w:tcMar>
+                    <w:top w:type="dxa" w:w="60"/>
+                    <w:left w:type="dxa" w:w="120"/>
+                    <w:bottom w:type="dxa" w:w="60"/>
+                    <w:right w:type="dxa" w:w="120"/>
+                  </w:tcMar>
+                  <w:vAlign w:val="top"/>
+                </w:tcPr>
+                <w:p>
+                  <w:pPr>
+                    <w:spacing w:after="40" w:before="0"/>
+                    <w:jc w:val="left"/>
+                  </w:pPr>
+                  <w:r>
+                    <w:rPr>
+                      <w:rFonts w:ascii="Arial" w:cs="Arial" w:eastAsia="Arial" w:hAnsi="Arial"/>
+                      <w:b w:val="false"/>
+                      <w:bCs w:val="false"/>
+                      <w:i w:val="false"/>
+                      <w:iCs w:val="false"/>
+                      <w:color w:val="000000"/>
+                      <w:sz w:val="18"/>
+                      <w:szCs w:val="18"/>
+                    </w:rPr>
+                    <w:t xml:space="preserve">Water + air + 25 C</w:t>
+                  </w:r>
+                </w:p>
+              </w:tc>
+              <w:tc>
+                <w:tcPr>
+                  <w:tcW w:type="dxa" w:w="4440"/>
+                  <w:shd w:fill="FFFFFF" w:color="auto" w:val="clear"/>
+                  <w:tcMar>
+                    <w:top w:type="dxa" w:w="60"/>
+                    <w:left w:type="dxa" w:w="120"/>
+                    <w:bottom w:type="dxa" w:w="60"/>
+                    <w:right w:type="dxa" w:w="120"/>
+                  </w:tcMar>
+                  <w:vAlign w:val="top"/>
+                </w:tcPr>
+                <w:p>
+                  <w:pPr>
+                    <w:spacing w:after="40" w:before="0"/>
+                    <w:jc w:val="left"/>
+                  </w:pPr>
+                  <w:r>
+                    <w:rPr>
+                      <w:rFonts w:ascii="Arial" w:cs="Arial" w:eastAsia="Arial" w:hAnsi="Arial"/>
+                      <w:b w:val="false"/>
+                      <w:bCs w:val="false"/>
+                      <w:i w:val="false"/>
+                      <w:iCs w:val="false"/>
+                      <w:color w:val="000000"/>
+                      <w:sz w:val="18"/>
+                      <w:szCs w:val="18"/>
+                    </w:rPr>
+                    <w:t xml:space="preserve">18</w:t>
+                  </w:r>
+                </w:p>
+              </w:tc>
+            </w:tr>
+            <w:tr>
+              <w:tc>
+                <w:tcPr>
+                  <w:tcW w:type="dxa" w:w="4440"/>
+                  <w:shd w:fill="FFFFFF" w:color="auto" w:val="clear"/>
+                  <w:tcMar>
+                    <w:top w:type="dxa" w:w="60"/>
+                    <w:left w:type="dxa" w:w="120"/>
+                    <w:bottom w:type="dxa" w:w="60"/>
+                    <w:right w:type="dxa" w:w="120"/>
+                  </w:tcMar>
+                  <w:vAlign w:val="top"/>
+                </w:tcPr>
+                <w:p>
+                  <w:pPr>
+                    <w:spacing w:after="40" w:before="0"/>
+                    <w:jc w:val="left"/>
+                  </w:pPr>
+                  <w:r>
+                    <w:rPr>
+                      <w:rFonts w:ascii="Arial" w:cs="Arial" w:eastAsia="Arial" w:hAnsi="Arial"/>
+                      <w:b w:val="false"/>
+                      <w:bCs w:val="false"/>
+                      <w:i w:val="false"/>
+                      <w:iCs w:val="false"/>
+                      <w:color w:val="000000"/>
+                      <w:sz w:val="18"/>
+                      <w:szCs w:val="18"/>
+                    </w:rPr>
+                    <w:t xml:space="preserve">B</w:t>
+                  </w:r>
+                </w:p>
+              </w:tc>
+              <w:tc>
+                <w:tcPr>
+                  <w:tcW w:type="dxa" w:w="4440"/>
+                  <w:shd w:fill="FFFFFF" w:color="auto" w:val="clear"/>
+                  <w:tcMar>
+                    <w:top w:type="dxa" w:w="60"/>
+                    <w:left w:type="dxa" w:w="120"/>
+                    <w:bottom w:type="dxa" w:w="60"/>
+                    <w:right w:type="dxa" w:w="120"/>
+                  </w:tcMar>
+                  <w:vAlign w:val="top"/>
+                </w:tcPr>
+                <w:p>
+                  <w:pPr>
+                    <w:spacing w:after="40" w:before="0"/>
+                    <w:jc w:val="left"/>
+                  </w:pPr>
+                  <w:r>
+                    <w:rPr>
+                      <w:rFonts w:ascii="Arial" w:cs="Arial" w:eastAsia="Arial" w:hAnsi="Arial"/>
+                      <w:b w:val="false"/>
+                      <w:bCs w:val="false"/>
+                      <w:i w:val="false"/>
+                      <w:iCs w:val="false"/>
+                      <w:color w:val="000000"/>
+                      <w:sz w:val="18"/>
+                      <w:szCs w:val="18"/>
+                    </w:rPr>
+                    <w:t xml:space="preserve">Dry</w:t>
+                  </w:r>
+                </w:p>
+              </w:tc>
+              <w:tc>
+                <w:tcPr>
+                  <w:tcW w:type="dxa" w:w="4440"/>
+                  <w:shd w:fill="FFFFFF" w:color="auto" w:val="clear"/>
+                  <w:tcMar>
+                    <w:top w:type="dxa" w:w="60"/>
+                    <w:left w:type="dxa" w:w="120"/>
+                    <w:bottom w:type="dxa" w:w="60"/>
+                    <w:right w:type="dxa" w:w="120"/>
+                  </w:tcMar>
+                  <w:vAlign w:val="top"/>
+                </w:tcPr>
+                <w:p>
+                  <w:pPr>
+                    <w:spacing w:after="40" w:before="0"/>
+                    <w:jc w:val="left"/>
+                  </w:pPr>
+                  <w:r>
+                    <w:rPr>
+                      <w:rFonts w:ascii="Arial" w:cs="Arial" w:eastAsia="Arial" w:hAnsi="Arial"/>
+                      <w:b w:val="false"/>
+                      <w:bCs w:val="false"/>
+                      <w:i w:val="false"/>
+                      <w:iCs w:val="false"/>
+                      <w:color w:val="000000"/>
+                      <w:sz w:val="18"/>
+                      <w:szCs w:val="18"/>
+                    </w:rPr>
+                    <w:t xml:space="preserve">0</w:t>
+                  </w:r>
+                </w:p>
+              </w:tc>
+            </w:tr>
+            <w:tr>
+              <w:tc>
+                <w:tcPr>
+                  <w:tcW w:type="dxa" w:w="4440"/>
+                  <w:shd w:fill="FFFFFF" w:color="auto" w:val="clear"/>
+                  <w:tcMar>
+                    <w:top w:type="dxa" w:w="60"/>
+                    <w:left w:type="dxa" w:w="120"/>
+                    <w:bottom w:type="dxa" w:w="60"/>
+                    <w:right w:type="dxa" w:w="120"/>
+                  </w:tcMar>
+                  <w:vAlign w:val="top"/>
+                </w:tcPr>
+                <w:p>
+                  <w:pPr>
+                    <w:spacing w:after="40" w:before="0"/>
+                    <w:jc w:val="left"/>
+                  </w:pPr>
+                  <w:r>
+                    <w:rPr>
+                      <w:rFonts w:ascii="Arial" w:cs="Arial" w:eastAsia="Arial" w:hAnsi="Arial"/>
+                      <w:b w:val="false"/>
+                      <w:bCs w:val="false"/>
+                      <w:i w:val="false"/>
+                      <w:iCs w:val="false"/>
+                      <w:color w:val="000000"/>
+                      <w:sz w:val="18"/>
+                      <w:szCs w:val="18"/>
+                    </w:rPr>
+                    <w:t xml:space="preserve">C</w:t>
+                  </w:r>
+                </w:p>
+              </w:tc>
+              <w:tc>
+                <w:tcPr>
+                  <w:tcW w:type="dxa" w:w="4440"/>
+                  <w:shd w:fill="FFFFFF" w:color="auto" w:val="clear"/>
+                  <w:tcMar>
+                    <w:top w:type="dxa" w:w="60"/>
+                    <w:left w:type="dxa" w:w="120"/>
+                    <w:bottom w:type="dxa" w:w="60"/>
+                    <w:right w:type="dxa" w:w="120"/>
+                  </w:tcMar>
+                  <w:vAlign w:val="top"/>
+                </w:tcPr>
+                <w:p>
+                  <w:pPr>
+                    <w:spacing w:after="40" w:before="0"/>
+                    <w:jc w:val="left"/>
+                  </w:pPr>
+                  <w:r>
+                    <w:rPr>
+                      <w:rFonts w:ascii="Arial" w:cs="Arial" w:eastAsia="Arial" w:hAnsi="Arial"/>
+                      <w:b w:val="false"/>
+                      <w:bCs w:val="false"/>
+                      <w:i w:val="false"/>
+                      <w:iCs w:val="false"/>
+                      <w:color w:val="000000"/>
+                      <w:sz w:val="18"/>
+                      <w:szCs w:val="18"/>
+                    </w:rPr>
+                    <w:t xml:space="preserve">No air (submerged in boiled, cooled water with oil layer)</w:t>
+                  </w:r>
+                </w:p>
+              </w:tc>
+              <w:tc>
+                <w:tcPr>
+                  <w:tcW w:type="dxa" w:w="4440"/>
+                  <w:shd w:fill="FFFFFF" w:color="auto" w:val="clear"/>
+                  <w:tcMar>
+                    <w:top w:type="dxa" w:w="60"/>
+                    <w:left w:type="dxa" w:w="120"/>
+                    <w:bottom w:type="dxa" w:w="60"/>
+                    <w:right w:type="dxa" w:w="120"/>
+                  </w:tcMar>
+                  <w:vAlign w:val="top"/>
+                </w:tcPr>
+                <w:p>
+                  <w:pPr>
+                    <w:spacing w:after="40" w:before="0"/>
+                    <w:jc w:val="left"/>
+                  </w:pPr>
+                  <w:r>
+                    <w:rPr>
+                      <w:rFonts w:ascii="Arial" w:cs="Arial" w:eastAsia="Arial" w:hAnsi="Arial"/>
+                      <w:b w:val="false"/>
+                      <w:bCs w:val="false"/>
+                      <w:i w:val="false"/>
+                      <w:iCs w:val="false"/>
+                      <w:color w:val="000000"/>
+                      <w:sz w:val="18"/>
+                      <w:szCs w:val="18"/>
+                    </w:rPr>
+                    <w:t xml:space="preserve">1</w:t>
+                  </w:r>
+                </w:p>
+              </w:tc>
+            </w:tr>
+            <w:tr>
+              <w:tc>
+                <w:tcPr>
+                  <w:tcW w:type="dxa" w:w="4440"/>
+                  <w:shd w:fill="FFFFFF" w:color="auto" w:val="clear"/>
+                  <w:tcMar>
+                    <w:top w:type="dxa" w:w="60"/>
+                    <w:left w:type="dxa" w:w="120"/>
+                    <w:bottom w:type="dxa" w:w="60"/>
+                    <w:right w:type="dxa" w:w="120"/>
+                  </w:tcMar>
+                  <w:vAlign w:val="top"/>
+                </w:tcPr>
+                <w:p>
+                  <w:pPr>
+                    <w:spacing w:after="40" w:before="0"/>
+                    <w:jc w:val="left"/>
+                  </w:pPr>
+                  <w:r>
+                    <w:rPr>
+                      <w:rFonts w:ascii="Arial" w:cs="Arial" w:eastAsia="Arial" w:hAnsi="Arial"/>
+                      <w:b w:val="false"/>
+                      <w:bCs w:val="false"/>
+                      <w:i w:val="false"/>
+                      <w:iCs w:val="false"/>
+                      <w:color w:val="000000"/>
+                      <w:sz w:val="18"/>
+                      <w:szCs w:val="18"/>
+                    </w:rPr>
+                    <w:t xml:space="preserve">D</w:t>
+                  </w:r>
+                </w:p>
+              </w:tc>
+              <w:tc>
+                <w:tcPr>
+                  <w:tcW w:type="dxa" w:w="4440"/>
+                  <w:shd w:fill="FFFFFF" w:color="auto" w:val="clear"/>
+                  <w:tcMar>
+                    <w:top w:type="dxa" w:w="60"/>
+                    <w:left w:type="dxa" w:w="120"/>
+                    <w:bottom w:type="dxa" w:w="60"/>
+                    <w:right w:type="dxa" w:w="120"/>
+                  </w:tcMar>
+                  <w:vAlign w:val="top"/>
+                </w:tcPr>
+                <w:p>
+                  <w:pPr>
+                    <w:spacing w:after="40" w:before="0"/>
+                    <w:jc w:val="left"/>
+                  </w:pPr>
+                  <w:r>
+                    <w:rPr>
+                      <w:rFonts w:ascii="Arial" w:cs="Arial" w:eastAsia="Arial" w:hAnsi="Arial"/>
+                      <w:b w:val="false"/>
+                      <w:bCs w:val="false"/>
+                      <w:i w:val="false"/>
+                      <w:iCs w:val="false"/>
+                      <w:color w:val="000000"/>
+                      <w:sz w:val="18"/>
+                      <w:szCs w:val="18"/>
+                    </w:rPr>
+                    <w:t xml:space="preserve">Cold (fridge, 4 C)</w:t>
+                  </w:r>
+                </w:p>
+              </w:tc>
+              <w:tc>
+                <w:tcPr>
+                  <w:tcW w:type="dxa" w:w="4440"/>
+                  <w:shd w:fill="FFFFFF" w:color="auto" w:val="clear"/>
+                  <w:tcMar>
+                    <w:top w:type="dxa" w:w="60"/>
+                    <w:left w:type="dxa" w:w="120"/>
+                    <w:bottom w:type="dxa" w:w="60"/>
+                    <w:right w:type="dxa" w:w="120"/>
+                  </w:tcMar>
+                  <w:vAlign w:val="top"/>
+                </w:tcPr>
+                <w:p>
+                  <w:pPr>
+                    <w:spacing w:after="40" w:before="0"/>
+                    <w:jc w:val="left"/>
+                  </w:pPr>
+                  <w:r>
+                    <w:rPr>
+                      <w:rFonts w:ascii="Arial" w:cs="Arial" w:eastAsia="Arial" w:hAnsi="Arial"/>
+                      <w:b w:val="false"/>
+                      <w:bCs w:val="false"/>
+                      <w:i w:val="false"/>
+                      <w:iCs w:val="false"/>
+                      <w:color w:val="000000"/>
+                      <w:sz w:val="18"/>
+                      <w:szCs w:val="18"/>
+                    </w:rPr>
+                    <w:t xml:space="preserve">0</w:t>
+                  </w:r>
+                </w:p>
+              </w:tc>
+            </w:tr>
+          </w:tbl>
+          <w:p>
+            <w:pPr>
+              <w:spacing w:after="60" w:before="0"/>
+              <w:jc w:val="left"/>
+            </w:pPr>
+            <w:r>
+              <w:rPr>
+                <w:rFonts w:ascii="Arial" w:cs="Arial" w:eastAsia="Arial" w:hAnsi="Arial"/>
+                <w:b w:val="false"/>
+                <w:bCs w:val="false"/>
+                <w:i w:val="false"/>
+                <w:iCs w:val="false"/>
+                <w:color w:val="000000"/>
+                <w:sz w:val="18"/>
+                <w:szCs w:val="18"/>
+              </w:rPr>
+              <w:t xml:space="preserve"/>
+            </w:r>
+          </w:p>
+          <w:p>
+            <w:pPr>
+              <w:spacing w:after="40" w:before="0"/>
+              <w:jc w:val="left"/>
+            </w:pPr>
+            <w:r>
+              <w:rPr>
+                <w:rFonts w:ascii="Arial" w:cs="Arial" w:eastAsia="Arial" w:hAnsi="Arial"/>
+                <w:b/>
+                <w:bCs/>
+                <w:i w:val="false"/>
+                <w:iCs w:val="false"/>
+                <w:color w:val="000000"/>
+                <w:sz w:val="18"/>
+                <w:szCs w:val="18"/>
+              </w:rPr>
+              <w:t xml:space="preserve"/>
+            </w:r>
+          </w:p>
+          <w:p>
+            <w:pPr>
+              <w:spacing w:after="40" w:before="0"/>
+              <w:jc w:val="left"/>
+            </w:pPr>
+            <w:r>
+              <w:rPr>
+                <w:rFonts w:ascii="Arial" w:cs="Arial" w:eastAsia="Arial" w:hAnsi="Arial"/>
+                <w:b/>
+                <w:bCs/>
+                <w:i w:val="false"/>
+                <w:iCs w:val="false"/>
+                <w:color w:val="000000"/>
+                <w:sz w:val="18"/>
+                <w:szCs w:val="18"/>
+              </w:rPr>
+              <w:t xml:space="preserve">Write a CER explanation of which conditions a viable, non-dormant seed needs to germinate. Then use the table, and the numbers of seeds that failed in the waterlogged low patch of Mr. Wafula's field, to explain what may have happened there. Say how the jar and the field are alike and how they are different.</w:t>
+            </w:r>
+          </w:p>
+          <w:p>
+            <w:pPr>
+              <w:spacing w:after="60" w:before="0"/>
+              <w:jc w:val="left"/>
+            </w:pPr>
+            <w:r>
+              <w:rPr>
+                <w:rFonts w:ascii="Arial" w:cs="Arial" w:eastAsia="Arial" w:hAnsi="Arial"/>
+                <w:b w:val="false"/>
+                <w:bCs w:val="false"/>
+                <w:i w:val="false"/>
+                <w:iCs w:val="false"/>
+                <w:color w:val="000000"/>
+                <w:sz w:val="18"/>
+                <w:szCs w:val="18"/>
+              </w:rPr>
+              <w:t xml:space="preserve"/>
             </w:r>
           </w:p>
         </w:tc>
@@ -871,7 +2177,7 @@
                 <w:sz w:val="22"/>
                 <w:szCs w:val="22"/>
               </w:rPr>
-              <w:t xml:space="preserve">Section 4: Hormones and your final CER explanation</w:t>
+              <w:t xml:space="preserve">Part 4: Growth after emergence</w:t>
             </w:r>
           </w:p>
         </w:tc>
@@ -905,7 +2211,803 @@
                 <w:sz w:val="18"/>
                 <w:szCs w:val="18"/>
               </w:rPr>
-              <w:t xml:space="preserve">Write your final explanation to answer the driving question: What causes the differences in germination, emergence and growth of maize and bean plants? Claim: state your answer in one or two sentences. Evidence: give at least three pieces of evidence from different lessons, including at least one about hormones (for example, the bean seedling with its tip removed). Reasoning: link your evidence to your claim and explain how hormones work together with water, oxygen, temperature and seed structure. Finally, say how your Day 1 model or drawing has changed, and describe one thing you added.</w:t>
+              <w:t xml:space="preserve">After emergence the two crops grew differently. Use this data from Mr. Wafula's field (mean shoot height of 10 seedlings, in cm).</w:t>
+            </w:r>
+          </w:p>
+          <w:p>
+            <w:pPr>
+              <w:spacing w:after="40" w:before="0"/>
+              <w:jc w:val="left"/>
+            </w:pPr>
+            <w:r>
+              <w:rPr>
+                <w:rFonts w:ascii="Arial" w:cs="Arial" w:eastAsia="Arial" w:hAnsi="Arial"/>
+                <w:b/>
+                <w:bCs/>
+                <w:i w:val="false"/>
+                <w:iCs w:val="false"/>
+                <w:color w:val="000000"/>
+                <w:sz w:val="18"/>
+                <w:szCs w:val="18"/>
+              </w:rPr>
+              <w:t xml:space="preserve"/>
+            </w:r>
+          </w:p>
+          <w:tbl>
+            <w:tblPr>
+              <w:tblW w:type="dxa" w:w="13320"/>
+              <w:tblBorders>
+                <w:top w:val="single" w:color="AAAAAA" w:sz="4"/>
+                <w:left w:val="single" w:color="AAAAAA" w:sz="4"/>
+                <w:bottom w:val="single" w:color="AAAAAA" w:sz="4"/>
+                <w:right w:val="single" w:color="AAAAAA" w:sz="4"/>
+                <w:insideH w:val="single" w:color="auto" w:sz="4"/>
+                <w:insideV w:val="single" w:color="auto" w:sz="4"/>
+              </w:tblBorders>
+              <w:tblLayout w:type="fixed"/>
+            </w:tblPr>
+            <w:tblGrid>
+              <w:gridCol w:w="1902"/>
+              <w:gridCol w:w="1902"/>
+              <w:gridCol w:w="1902"/>
+              <w:gridCol w:w="1902"/>
+              <w:gridCol w:w="1902"/>
+              <w:gridCol w:w="1902"/>
+              <w:gridCol w:w="1908"/>
+            </w:tblGrid>
+            <w:tr>
+              <w:tc>
+                <w:tcPr>
+                  <w:tcW w:type="dxa" w:w="1902"/>
+                  <w:shd w:fill="D5E8F0" w:color="auto" w:val="clear"/>
+                  <w:tcMar>
+                    <w:top w:type="dxa" w:w="60"/>
+                    <w:left w:type="dxa" w:w="120"/>
+                    <w:bottom w:type="dxa" w:w="60"/>
+                    <w:right w:type="dxa" w:w="120"/>
+                  </w:tcMar>
+                  <w:vAlign w:val="top"/>
+                </w:tcPr>
+                <w:p>
+                  <w:pPr>
+                    <w:spacing w:after="40" w:before="0"/>
+                    <w:jc w:val="left"/>
+                  </w:pPr>
+                  <w:r>
+                    <w:rPr>
+                      <w:rFonts w:ascii="Arial" w:cs="Arial" w:eastAsia="Arial" w:hAnsi="Arial"/>
+                      <w:b/>
+                      <w:bCs/>
+                      <w:i w:val="false"/>
+                      <w:iCs w:val="false"/>
+                      <w:color w:val="000000"/>
+                      <w:sz w:val="18"/>
+                      <w:szCs w:val="18"/>
+                    </w:rPr>
+                    <w:t xml:space="preserve">Day</w:t>
+                  </w:r>
+                </w:p>
+              </w:tc>
+              <w:tc>
+                <w:tcPr>
+                  <w:tcW w:type="dxa" w:w="1902"/>
+                  <w:shd w:fill="D5E8F0" w:color="auto" w:val="clear"/>
+                  <w:tcMar>
+                    <w:top w:type="dxa" w:w="60"/>
+                    <w:left w:type="dxa" w:w="120"/>
+                    <w:bottom w:type="dxa" w:w="60"/>
+                    <w:right w:type="dxa" w:w="120"/>
+                  </w:tcMar>
+                  <w:vAlign w:val="top"/>
+                </w:tcPr>
+                <w:p>
+                  <w:pPr>
+                    <w:spacing w:after="40" w:before="0"/>
+                    <w:jc w:val="left"/>
+                  </w:pPr>
+                  <w:r>
+                    <w:rPr>
+                      <w:rFonts w:ascii="Arial" w:cs="Arial" w:eastAsia="Arial" w:hAnsi="Arial"/>
+                      <w:b/>
+                      <w:bCs/>
+                      <w:i w:val="false"/>
+                      <w:iCs w:val="false"/>
+                      <w:color w:val="000000"/>
+                      <w:sz w:val="18"/>
+                      <w:szCs w:val="18"/>
+                    </w:rPr>
+                    <w:t xml:space="preserve">7</w:t>
+                  </w:r>
+                </w:p>
+              </w:tc>
+              <w:tc>
+                <w:tcPr>
+                  <w:tcW w:type="dxa" w:w="1902"/>
+                  <w:shd w:fill="D5E8F0" w:color="auto" w:val="clear"/>
+                  <w:tcMar>
+                    <w:top w:type="dxa" w:w="60"/>
+                    <w:left w:type="dxa" w:w="120"/>
+                    <w:bottom w:type="dxa" w:w="60"/>
+                    <w:right w:type="dxa" w:w="120"/>
+                  </w:tcMar>
+                  <w:vAlign w:val="top"/>
+                </w:tcPr>
+                <w:p>
+                  <w:pPr>
+                    <w:spacing w:after="40" w:before="0"/>
+                    <w:jc w:val="left"/>
+                  </w:pPr>
+                  <w:r>
+                    <w:rPr>
+                      <w:rFonts w:ascii="Arial" w:cs="Arial" w:eastAsia="Arial" w:hAnsi="Arial"/>
+                      <w:b/>
+                      <w:bCs/>
+                      <w:i w:val="false"/>
+                      <w:iCs w:val="false"/>
+                      <w:color w:val="000000"/>
+                      <w:sz w:val="18"/>
+                      <w:szCs w:val="18"/>
+                    </w:rPr>
+                    <w:t xml:space="preserve">14</w:t>
+                  </w:r>
+                </w:p>
+              </w:tc>
+              <w:tc>
+                <w:tcPr>
+                  <w:tcW w:type="dxa" w:w="1902"/>
+                  <w:shd w:fill="D5E8F0" w:color="auto" w:val="clear"/>
+                  <w:tcMar>
+                    <w:top w:type="dxa" w:w="60"/>
+                    <w:left w:type="dxa" w:w="120"/>
+                    <w:bottom w:type="dxa" w:w="60"/>
+                    <w:right w:type="dxa" w:w="120"/>
+                  </w:tcMar>
+                  <w:vAlign w:val="top"/>
+                </w:tcPr>
+                <w:p>
+                  <w:pPr>
+                    <w:spacing w:after="40" w:before="0"/>
+                    <w:jc w:val="left"/>
+                  </w:pPr>
+                  <w:r>
+                    <w:rPr>
+                      <w:rFonts w:ascii="Arial" w:cs="Arial" w:eastAsia="Arial" w:hAnsi="Arial"/>
+                      <w:b/>
+                      <w:bCs/>
+                      <w:i w:val="false"/>
+                      <w:iCs w:val="false"/>
+                      <w:color w:val="000000"/>
+                      <w:sz w:val="18"/>
+                      <w:szCs w:val="18"/>
+                    </w:rPr>
+                    <w:t xml:space="preserve">21</w:t>
+                  </w:r>
+                </w:p>
+              </w:tc>
+              <w:tc>
+                <w:tcPr>
+                  <w:tcW w:type="dxa" w:w="1902"/>
+                  <w:shd w:fill="D5E8F0" w:color="auto" w:val="clear"/>
+                  <w:tcMar>
+                    <w:top w:type="dxa" w:w="60"/>
+                    <w:left w:type="dxa" w:w="120"/>
+                    <w:bottom w:type="dxa" w:w="60"/>
+                    <w:right w:type="dxa" w:w="120"/>
+                  </w:tcMar>
+                  <w:vAlign w:val="top"/>
+                </w:tcPr>
+                <w:p>
+                  <w:pPr>
+                    <w:spacing w:after="40" w:before="0"/>
+                    <w:jc w:val="left"/>
+                  </w:pPr>
+                  <w:r>
+                    <w:rPr>
+                      <w:rFonts w:ascii="Arial" w:cs="Arial" w:eastAsia="Arial" w:hAnsi="Arial"/>
+                      <w:b/>
+                      <w:bCs/>
+                      <w:i w:val="false"/>
+                      <w:iCs w:val="false"/>
+                      <w:color w:val="000000"/>
+                      <w:sz w:val="18"/>
+                      <w:szCs w:val="18"/>
+                    </w:rPr>
+                    <w:t xml:space="preserve">28</w:t>
+                  </w:r>
+                </w:p>
+              </w:tc>
+              <w:tc>
+                <w:tcPr>
+                  <w:tcW w:type="dxa" w:w="1902"/>
+                  <w:shd w:fill="D5E8F0" w:color="auto" w:val="clear"/>
+                  <w:tcMar>
+                    <w:top w:type="dxa" w:w="60"/>
+                    <w:left w:type="dxa" w:w="120"/>
+                    <w:bottom w:type="dxa" w:w="60"/>
+                    <w:right w:type="dxa" w:w="120"/>
+                  </w:tcMar>
+                  <w:vAlign w:val="top"/>
+                </w:tcPr>
+                <w:p>
+                  <w:pPr>
+                    <w:spacing w:after="40" w:before="0"/>
+                    <w:jc w:val="left"/>
+                  </w:pPr>
+                  <w:r>
+                    <w:rPr>
+                      <w:rFonts w:ascii="Arial" w:cs="Arial" w:eastAsia="Arial" w:hAnsi="Arial"/>
+                      <w:b/>
+                      <w:bCs/>
+                      <w:i w:val="false"/>
+                      <w:iCs w:val="false"/>
+                      <w:color w:val="000000"/>
+                      <w:sz w:val="18"/>
+                      <w:szCs w:val="18"/>
+                    </w:rPr>
+                    <w:t xml:space="preserve">35</w:t>
+                  </w:r>
+                </w:p>
+              </w:tc>
+              <w:tc>
+                <w:tcPr>
+                  <w:tcW w:type="dxa" w:w="1908"/>
+                  <w:shd w:fill="D5E8F0" w:color="auto" w:val="clear"/>
+                  <w:tcMar>
+                    <w:top w:type="dxa" w:w="60"/>
+                    <w:left w:type="dxa" w:w="120"/>
+                    <w:bottom w:type="dxa" w:w="60"/>
+                    <w:right w:type="dxa" w:w="120"/>
+                  </w:tcMar>
+                  <w:vAlign w:val="top"/>
+                </w:tcPr>
+                <w:p>
+                  <w:pPr>
+                    <w:spacing w:after="40" w:before="0"/>
+                    <w:jc w:val="left"/>
+                  </w:pPr>
+                  <w:r>
+                    <w:rPr>
+                      <w:rFonts w:ascii="Arial" w:cs="Arial" w:eastAsia="Arial" w:hAnsi="Arial"/>
+                      <w:b/>
+                      <w:bCs/>
+                      <w:i w:val="false"/>
+                      <w:iCs w:val="false"/>
+                      <w:color w:val="000000"/>
+                      <w:sz w:val="18"/>
+                      <w:szCs w:val="18"/>
+                    </w:rPr>
+                    <w:t xml:space="preserve">42</w:t>
+                  </w:r>
+                </w:p>
+              </w:tc>
+            </w:tr>
+            <w:tr>
+              <w:tc>
+                <w:tcPr>
+                  <w:tcW w:type="dxa" w:w="1902"/>
+                  <w:shd w:fill="FFFFFF" w:color="auto" w:val="clear"/>
+                  <w:tcMar>
+                    <w:top w:type="dxa" w:w="60"/>
+                    <w:left w:type="dxa" w:w="120"/>
+                    <w:bottom w:type="dxa" w:w="60"/>
+                    <w:right w:type="dxa" w:w="120"/>
+                  </w:tcMar>
+                  <w:vAlign w:val="top"/>
+                </w:tcPr>
+                <w:p>
+                  <w:pPr>
+                    <w:spacing w:after="40" w:before="0"/>
+                    <w:jc w:val="left"/>
+                  </w:pPr>
+                  <w:r>
+                    <w:rPr>
+                      <w:rFonts w:ascii="Arial" w:cs="Arial" w:eastAsia="Arial" w:hAnsi="Arial"/>
+                      <w:b w:val="false"/>
+                      <w:bCs w:val="false"/>
+                      <w:i w:val="false"/>
+                      <w:iCs w:val="false"/>
+                      <w:color w:val="000000"/>
+                      <w:sz w:val="18"/>
+                      <w:szCs w:val="18"/>
+                    </w:rPr>
+                    <w:t xml:space="preserve">Maize H614</w:t>
+                  </w:r>
+                </w:p>
+              </w:tc>
+              <w:tc>
+                <w:tcPr>
+                  <w:tcW w:type="dxa" w:w="1902"/>
+                  <w:shd w:fill="FFFFFF" w:color="auto" w:val="clear"/>
+                  <w:tcMar>
+                    <w:top w:type="dxa" w:w="60"/>
+                    <w:left w:type="dxa" w:w="120"/>
+                    <w:bottom w:type="dxa" w:w="60"/>
+                    <w:right w:type="dxa" w:w="120"/>
+                  </w:tcMar>
+                  <w:vAlign w:val="top"/>
+                </w:tcPr>
+                <w:p>
+                  <w:pPr>
+                    <w:spacing w:after="40" w:before="0"/>
+                    <w:jc w:val="left"/>
+                  </w:pPr>
+                  <w:r>
+                    <w:rPr>
+                      <w:rFonts w:ascii="Arial" w:cs="Arial" w:eastAsia="Arial" w:hAnsi="Arial"/>
+                      <w:b w:val="false"/>
+                      <w:bCs w:val="false"/>
+                      <w:i w:val="false"/>
+                      <w:iCs w:val="false"/>
+                      <w:color w:val="000000"/>
+                      <w:sz w:val="18"/>
+                      <w:szCs w:val="18"/>
+                    </w:rPr>
+                    <w:t xml:space="preserve">3</w:t>
+                  </w:r>
+                </w:p>
+              </w:tc>
+              <w:tc>
+                <w:tcPr>
+                  <w:tcW w:type="dxa" w:w="1902"/>
+                  <w:shd w:fill="FFFFFF" w:color="auto" w:val="clear"/>
+                  <w:tcMar>
+                    <w:top w:type="dxa" w:w="60"/>
+                    <w:left w:type="dxa" w:w="120"/>
+                    <w:bottom w:type="dxa" w:w="60"/>
+                    <w:right w:type="dxa" w:w="120"/>
+                  </w:tcMar>
+                  <w:vAlign w:val="top"/>
+                </w:tcPr>
+                <w:p>
+                  <w:pPr>
+                    <w:spacing w:after="40" w:before="0"/>
+                    <w:jc w:val="left"/>
+                  </w:pPr>
+                  <w:r>
+                    <w:rPr>
+                      <w:rFonts w:ascii="Arial" w:cs="Arial" w:eastAsia="Arial" w:hAnsi="Arial"/>
+                      <w:b w:val="false"/>
+                      <w:bCs w:val="false"/>
+                      <w:i w:val="false"/>
+                      <w:iCs w:val="false"/>
+                      <w:color w:val="000000"/>
+                      <w:sz w:val="18"/>
+                      <w:szCs w:val="18"/>
+                    </w:rPr>
+                    <w:t xml:space="preserve">12</w:t>
+                  </w:r>
+                </w:p>
+              </w:tc>
+              <w:tc>
+                <w:tcPr>
+                  <w:tcW w:type="dxa" w:w="1902"/>
+                  <w:shd w:fill="FFFFFF" w:color="auto" w:val="clear"/>
+                  <w:tcMar>
+                    <w:top w:type="dxa" w:w="60"/>
+                    <w:left w:type="dxa" w:w="120"/>
+                    <w:bottom w:type="dxa" w:w="60"/>
+                    <w:right w:type="dxa" w:w="120"/>
+                  </w:tcMar>
+                  <w:vAlign w:val="top"/>
+                </w:tcPr>
+                <w:p>
+                  <w:pPr>
+                    <w:spacing w:after="40" w:before="0"/>
+                    <w:jc w:val="left"/>
+                  </w:pPr>
+                  <w:r>
+                    <w:rPr>
+                      <w:rFonts w:ascii="Arial" w:cs="Arial" w:eastAsia="Arial" w:hAnsi="Arial"/>
+                      <w:b w:val="false"/>
+                      <w:bCs w:val="false"/>
+                      <w:i w:val="false"/>
+                      <w:iCs w:val="false"/>
+                      <w:color w:val="000000"/>
+                      <w:sz w:val="18"/>
+                      <w:szCs w:val="18"/>
+                    </w:rPr>
+                    <w:t xml:space="preserve">30</w:t>
+                  </w:r>
+                </w:p>
+              </w:tc>
+              <w:tc>
+                <w:tcPr>
+                  <w:tcW w:type="dxa" w:w="1902"/>
+                  <w:shd w:fill="FFFFFF" w:color="auto" w:val="clear"/>
+                  <w:tcMar>
+                    <w:top w:type="dxa" w:w="60"/>
+                    <w:left w:type="dxa" w:w="120"/>
+                    <w:bottom w:type="dxa" w:w="60"/>
+                    <w:right w:type="dxa" w:w="120"/>
+                  </w:tcMar>
+                  <w:vAlign w:val="top"/>
+                </w:tcPr>
+                <w:p>
+                  <w:pPr>
+                    <w:spacing w:after="40" w:before="0"/>
+                    <w:jc w:val="left"/>
+                  </w:pPr>
+                  <w:r>
+                    <w:rPr>
+                      <w:rFonts w:ascii="Arial" w:cs="Arial" w:eastAsia="Arial" w:hAnsi="Arial"/>
+                      <w:b w:val="false"/>
+                      <w:bCs w:val="false"/>
+                      <w:i w:val="false"/>
+                      <w:iCs w:val="false"/>
+                      <w:color w:val="000000"/>
+                      <w:sz w:val="18"/>
+                      <w:szCs w:val="18"/>
+                    </w:rPr>
+                    <w:t xml:space="preserve">62</w:t>
+                  </w:r>
+                </w:p>
+              </w:tc>
+              <w:tc>
+                <w:tcPr>
+                  <w:tcW w:type="dxa" w:w="1902"/>
+                  <w:shd w:fill="FFFFFF" w:color="auto" w:val="clear"/>
+                  <w:tcMar>
+                    <w:top w:type="dxa" w:w="60"/>
+                    <w:left w:type="dxa" w:w="120"/>
+                    <w:bottom w:type="dxa" w:w="60"/>
+                    <w:right w:type="dxa" w:w="120"/>
+                  </w:tcMar>
+                  <w:vAlign w:val="top"/>
+                </w:tcPr>
+                <w:p>
+                  <w:pPr>
+                    <w:spacing w:after="40" w:before="0"/>
+                    <w:jc w:val="left"/>
+                  </w:pPr>
+                  <w:r>
+                    <w:rPr>
+                      <w:rFonts w:ascii="Arial" w:cs="Arial" w:eastAsia="Arial" w:hAnsi="Arial"/>
+                      <w:b w:val="false"/>
+                      <w:bCs w:val="false"/>
+                      <w:i w:val="false"/>
+                      <w:iCs w:val="false"/>
+                      <w:color w:val="000000"/>
+                      <w:sz w:val="18"/>
+                      <w:szCs w:val="18"/>
+                    </w:rPr>
+                    <w:t xml:space="preserve">98</w:t>
+                  </w:r>
+                </w:p>
+              </w:tc>
+              <w:tc>
+                <w:tcPr>
+                  <w:tcW w:type="dxa" w:w="1908"/>
+                  <w:shd w:fill="FFFFFF" w:color="auto" w:val="clear"/>
+                  <w:tcMar>
+                    <w:top w:type="dxa" w:w="60"/>
+                    <w:left w:type="dxa" w:w="120"/>
+                    <w:bottom w:type="dxa" w:w="60"/>
+                    <w:right w:type="dxa" w:w="120"/>
+                  </w:tcMar>
+                  <w:vAlign w:val="top"/>
+                </w:tcPr>
+                <w:p>
+                  <w:pPr>
+                    <w:spacing w:after="40" w:before="0"/>
+                    <w:jc w:val="left"/>
+                  </w:pPr>
+                  <w:r>
+                    <w:rPr>
+                      <w:rFonts w:ascii="Arial" w:cs="Arial" w:eastAsia="Arial" w:hAnsi="Arial"/>
+                      <w:b w:val="false"/>
+                      <w:bCs w:val="false"/>
+                      <w:i w:val="false"/>
+                      <w:iCs w:val="false"/>
+                      <w:color w:val="000000"/>
+                      <w:sz w:val="18"/>
+                      <w:szCs w:val="18"/>
+                    </w:rPr>
+                    <w:t xml:space="preserve">125</w:t>
+                  </w:r>
+                </w:p>
+              </w:tc>
+            </w:tr>
+            <w:tr>
+              <w:tc>
+                <w:tcPr>
+                  <w:tcW w:type="dxa" w:w="1902"/>
+                  <w:shd w:fill="FFFFFF" w:color="auto" w:val="clear"/>
+                  <w:tcMar>
+                    <w:top w:type="dxa" w:w="60"/>
+                    <w:left w:type="dxa" w:w="120"/>
+                    <w:bottom w:type="dxa" w:w="60"/>
+                    <w:right w:type="dxa" w:w="120"/>
+                  </w:tcMar>
+                  <w:vAlign w:val="top"/>
+                </w:tcPr>
+                <w:p>
+                  <w:pPr>
+                    <w:spacing w:after="40" w:before="0"/>
+                    <w:jc w:val="left"/>
+                  </w:pPr>
+                  <w:r>
+                    <w:rPr>
+                      <w:rFonts w:ascii="Arial" w:cs="Arial" w:eastAsia="Arial" w:hAnsi="Arial"/>
+                      <w:b w:val="false"/>
+                      <w:bCs w:val="false"/>
+                      <w:i w:val="false"/>
+                      <w:iCs w:val="false"/>
+                      <w:color w:val="000000"/>
+                      <w:sz w:val="18"/>
+                      <w:szCs w:val="18"/>
+                    </w:rPr>
+                    <w:t xml:space="preserve">Bean Rosecoco</w:t>
+                  </w:r>
+                </w:p>
+              </w:tc>
+              <w:tc>
+                <w:tcPr>
+                  <w:tcW w:type="dxa" w:w="1902"/>
+                  <w:shd w:fill="FFFFFF" w:color="auto" w:val="clear"/>
+                  <w:tcMar>
+                    <w:top w:type="dxa" w:w="60"/>
+                    <w:left w:type="dxa" w:w="120"/>
+                    <w:bottom w:type="dxa" w:w="60"/>
+                    <w:right w:type="dxa" w:w="120"/>
+                  </w:tcMar>
+                  <w:vAlign w:val="top"/>
+                </w:tcPr>
+                <w:p>
+                  <w:pPr>
+                    <w:spacing w:after="40" w:before="0"/>
+                    <w:jc w:val="left"/>
+                  </w:pPr>
+                  <w:r>
+                    <w:rPr>
+                      <w:rFonts w:ascii="Arial" w:cs="Arial" w:eastAsia="Arial" w:hAnsi="Arial"/>
+                      <w:b w:val="false"/>
+                      <w:bCs w:val="false"/>
+                      <w:i w:val="false"/>
+                      <w:iCs w:val="false"/>
+                      <w:color w:val="000000"/>
+                      <w:sz w:val="18"/>
+                      <w:szCs w:val="18"/>
+                    </w:rPr>
+                    <w:t xml:space="preserve">4</w:t>
+                  </w:r>
+                </w:p>
+              </w:tc>
+              <w:tc>
+                <w:tcPr>
+                  <w:tcW w:type="dxa" w:w="1902"/>
+                  <w:shd w:fill="FFFFFF" w:color="auto" w:val="clear"/>
+                  <w:tcMar>
+                    <w:top w:type="dxa" w:w="60"/>
+                    <w:left w:type="dxa" w:w="120"/>
+                    <w:bottom w:type="dxa" w:w="60"/>
+                    <w:right w:type="dxa" w:w="120"/>
+                  </w:tcMar>
+                  <w:vAlign w:val="top"/>
+                </w:tcPr>
+                <w:p>
+                  <w:pPr>
+                    <w:spacing w:after="40" w:before="0"/>
+                    <w:jc w:val="left"/>
+                  </w:pPr>
+                  <w:r>
+                    <w:rPr>
+                      <w:rFonts w:ascii="Arial" w:cs="Arial" w:eastAsia="Arial" w:hAnsi="Arial"/>
+                      <w:b w:val="false"/>
+                      <w:bCs w:val="false"/>
+                      <w:i w:val="false"/>
+                      <w:iCs w:val="false"/>
+                      <w:color w:val="000000"/>
+                      <w:sz w:val="18"/>
+                      <w:szCs w:val="18"/>
+                    </w:rPr>
+                    <w:t xml:space="preserve">9</w:t>
+                  </w:r>
+                </w:p>
+              </w:tc>
+              <w:tc>
+                <w:tcPr>
+                  <w:tcW w:type="dxa" w:w="1902"/>
+                  <w:shd w:fill="FFFFFF" w:color="auto" w:val="clear"/>
+                  <w:tcMar>
+                    <w:top w:type="dxa" w:w="60"/>
+                    <w:left w:type="dxa" w:w="120"/>
+                    <w:bottom w:type="dxa" w:w="60"/>
+                    <w:right w:type="dxa" w:w="120"/>
+                  </w:tcMar>
+                  <w:vAlign w:val="top"/>
+                </w:tcPr>
+                <w:p>
+                  <w:pPr>
+                    <w:spacing w:after="40" w:before="0"/>
+                    <w:jc w:val="left"/>
+                  </w:pPr>
+                  <w:r>
+                    <w:rPr>
+                      <w:rFonts w:ascii="Arial" w:cs="Arial" w:eastAsia="Arial" w:hAnsi="Arial"/>
+                      <w:b w:val="false"/>
+                      <w:bCs w:val="false"/>
+                      <w:i w:val="false"/>
+                      <w:iCs w:val="false"/>
+                      <w:color w:val="000000"/>
+                      <w:sz w:val="18"/>
+                      <w:szCs w:val="18"/>
+                    </w:rPr>
+                    <w:t xml:space="preserve">18</w:t>
+                  </w:r>
+                </w:p>
+              </w:tc>
+              <w:tc>
+                <w:tcPr>
+                  <w:tcW w:type="dxa" w:w="1902"/>
+                  <w:shd w:fill="FFFFFF" w:color="auto" w:val="clear"/>
+                  <w:tcMar>
+                    <w:top w:type="dxa" w:w="60"/>
+                    <w:left w:type="dxa" w:w="120"/>
+                    <w:bottom w:type="dxa" w:w="60"/>
+                    <w:right w:type="dxa" w:w="120"/>
+                  </w:tcMar>
+                  <w:vAlign w:val="top"/>
+                </w:tcPr>
+                <w:p>
+                  <w:pPr>
+                    <w:spacing w:after="40" w:before="0"/>
+                    <w:jc w:val="left"/>
+                  </w:pPr>
+                  <w:r>
+                    <w:rPr>
+                      <w:rFonts w:ascii="Arial" w:cs="Arial" w:eastAsia="Arial" w:hAnsi="Arial"/>
+                      <w:b w:val="false"/>
+                      <w:bCs w:val="false"/>
+                      <w:i w:val="false"/>
+                      <w:iCs w:val="false"/>
+                      <w:color w:val="000000"/>
+                      <w:sz w:val="18"/>
+                      <w:szCs w:val="18"/>
+                    </w:rPr>
+                    <w:t xml:space="preserve">30</w:t>
+                  </w:r>
+                </w:p>
+              </w:tc>
+              <w:tc>
+                <w:tcPr>
+                  <w:tcW w:type="dxa" w:w="1902"/>
+                  <w:shd w:fill="FFFFFF" w:color="auto" w:val="clear"/>
+                  <w:tcMar>
+                    <w:top w:type="dxa" w:w="60"/>
+                    <w:left w:type="dxa" w:w="120"/>
+                    <w:bottom w:type="dxa" w:w="60"/>
+                    <w:right w:type="dxa" w:w="120"/>
+                  </w:tcMar>
+                  <w:vAlign w:val="top"/>
+                </w:tcPr>
+                <w:p>
+                  <w:pPr>
+                    <w:spacing w:after="40" w:before="0"/>
+                    <w:jc w:val="left"/>
+                  </w:pPr>
+                  <w:r>
+                    <w:rPr>
+                      <w:rFonts w:ascii="Arial" w:cs="Arial" w:eastAsia="Arial" w:hAnsi="Arial"/>
+                      <w:b w:val="false"/>
+                      <w:bCs w:val="false"/>
+                      <w:i w:val="false"/>
+                      <w:iCs w:val="false"/>
+                      <w:color w:val="000000"/>
+                      <w:sz w:val="18"/>
+                      <w:szCs w:val="18"/>
+                    </w:rPr>
+                    <w:t xml:space="preserve">40</w:t>
+                  </w:r>
+                </w:p>
+              </w:tc>
+              <w:tc>
+                <w:tcPr>
+                  <w:tcW w:type="dxa" w:w="1908"/>
+                  <w:shd w:fill="FFFFFF" w:color="auto" w:val="clear"/>
+                  <w:tcMar>
+                    <w:top w:type="dxa" w:w="60"/>
+                    <w:left w:type="dxa" w:w="120"/>
+                    <w:bottom w:type="dxa" w:w="60"/>
+                    <w:right w:type="dxa" w:w="120"/>
+                  </w:tcMar>
+                  <w:vAlign w:val="top"/>
+                </w:tcPr>
+                <w:p>
+                  <w:pPr>
+                    <w:spacing w:after="40" w:before="0"/>
+                    <w:jc w:val="left"/>
+                  </w:pPr>
+                  <w:r>
+                    <w:rPr>
+                      <w:rFonts w:ascii="Arial" w:cs="Arial" w:eastAsia="Arial" w:hAnsi="Arial"/>
+                      <w:b w:val="false"/>
+                      <w:bCs w:val="false"/>
+                      <w:i w:val="false"/>
+                      <w:iCs w:val="false"/>
+                      <w:color w:val="000000"/>
+                      <w:sz w:val="18"/>
+                      <w:szCs w:val="18"/>
+                    </w:rPr>
+                    <w:t xml:space="preserve">44</w:t>
+                  </w:r>
+                </w:p>
+              </w:tc>
+            </w:tr>
+          </w:tbl>
+          <w:p>
+            <w:pPr>
+              <w:spacing w:after="60" w:before="0"/>
+              <w:jc w:val="left"/>
+            </w:pPr>
+            <w:r>
+              <w:rPr>
+                <w:rFonts w:ascii="Arial" w:cs="Arial" w:eastAsia="Arial" w:hAnsi="Arial"/>
+                <w:b w:val="false"/>
+                <w:bCs w:val="false"/>
+                <w:i w:val="false"/>
+                <w:iCs w:val="false"/>
+                <w:color w:val="000000"/>
+                <w:sz w:val="18"/>
+                <w:szCs w:val="18"/>
+              </w:rPr>
+              <w:t xml:space="preserve"/>
+            </w:r>
+          </w:p>
+          <w:p>
+            <w:pPr>
+              <w:spacing w:after="40" w:before="0"/>
+              <w:jc w:val="left"/>
+            </w:pPr>
+            <w:r>
+              <w:rPr>
+                <w:rFonts w:ascii="Arial" w:cs="Arial" w:eastAsia="Arial" w:hAnsi="Arial"/>
+                <w:b/>
+                <w:bCs/>
+                <w:i w:val="false"/>
+                <w:iCs w:val="false"/>
+                <w:color w:val="000000"/>
+                <w:sz w:val="18"/>
+                <w:szCs w:val="18"/>
+              </w:rPr>
+              <w:t xml:space="preserve"/>
+            </w:r>
+          </w:p>
+          <w:p>
+            <w:pPr>
+              <w:spacing w:after="40" w:before="0"/>
+              <w:jc w:val="left"/>
+            </w:pPr>
+            <w:r>
+              <w:rPr>
+                <w:rFonts w:ascii="Arial" w:cs="Arial" w:eastAsia="Arial" w:hAnsi="Arial"/>
+                <w:b/>
+                <w:bCs/>
+                <w:i w:val="false"/>
+                <w:iCs w:val="false"/>
+                <w:color w:val="000000"/>
+                <w:sz w:val="18"/>
+                <w:szCs w:val="18"/>
+              </w:rPr>
+              <w:t xml:space="preserve">Stem width at Day 14, 28 and 42 was 6, 14 and 22 mm for maize and 2, 4 and 6 mm for bean. Write a CER explanation of how the growth of maize and bean differ. In your answer: (a) say between which days each crop grew the most and how many centimetres it grew in that period; (b) say what shape a growth curve has and name the three phases, then say which phases you can see in the bean data and in the maize data up to Day 42; (c) explain what primary growth is and where it happens; (d) explain why maize gets thicker even though it does not make wood.</w:t>
+            </w:r>
+          </w:p>
+          <w:p>
+            <w:pPr>
+              <w:spacing w:after="60" w:before="0"/>
+              <w:jc w:val="left"/>
+            </w:pPr>
+            <w:r>
+              <w:rPr>
+                <w:rFonts w:ascii="Arial" w:cs="Arial" w:eastAsia="Arial" w:hAnsi="Arial"/>
+                <w:b w:val="false"/>
+                <w:bCs w:val="false"/>
+                <w:i w:val="false"/>
+                <w:iCs w:val="false"/>
+                <w:color w:val="000000"/>
+                <w:sz w:val="18"/>
+                <w:szCs w:val="18"/>
+              </w:rPr>
+              <w:t xml:space="preserve"/>
             </w:r>
           </w:p>
         </w:tc>
@@ -1001,7 +3103,7 @@
                 <w:sz w:val="22"/>
                 <w:szCs w:val="22"/>
               </w:rPr>
-              <w:t xml:space="preserve">Section 5: Applying your understanding</w:t>
+              <w:t xml:space="preserve">Part 5: Hormones, apical dominance and your final model</w:t>
             </w:r>
           </w:p>
         </w:tc>
@@ -1035,7 +3137,7 @@
                 <w:sz w:val="18"/>
                 <w:szCs w:val="18"/>
               </w:rPr>
-              <w:t xml:space="preserve">A farmer in Kakamega or Nyeri wants to improve germination and rooting for a school tree nursery. Give two practical pieces of advice, and explain each one using ideas from this unit. Mention one natural rooting source you tested.</w:t>
+              <w:t xml:space="preserve">Mr. Wafula compared two groups of Rosecoco bean plants. In one group the shoot tip was left intact; in the other the shoot tip was removed at Day 20. Mr. Wafula counted the branches on each group at Day 25 and Day 32. (a) Using what you learned about hormones, write a CER explanation of what you would expect the two groups to look like and why. Use the numbers of branches from Lesson 7. (b) Name the hormone made in the shoot tip that affects lateral buds, say what it does to them, and name the hormone that promotes lateral buds. (c) Now write a short final answer to the driving question: What causes the differences in germination, emergence and growth of maize and bean plants? Finish by saying two ways in which your final model is different from your Day 1 drawing.</w:t>
             </w:r>
           </w:p>
         </w:tc>
@@ -1331,7 +3433,7 @@
                 <w:sz w:val="18"/>
                 <w:szCs w:val="18"/>
               </w:rPr>
-              <w:t xml:space="preserve">All ideas are correct: seed structure, dormancy, germination conditions, primary and secondary growth, and hormone roles, with correct use of terms such as monocot, dicot, hypogeal, epigeal and meristem.</w:t>
+              <w:t xml:space="preserve">All terms (germination, emergence, dormancy, viable, primary growth, hypogeal, epigeal, hormones) are used correctly, with no errors, and the maize/bean differences are right.</w:t>
             </w:r>
           </w:p>
         </w:tc>
@@ -1363,7 +3465,7 @@
                 <w:sz w:val="18"/>
                 <w:szCs w:val="18"/>
               </w:rPr>
-              <w:t xml:space="preserve">Most ideas are correct, with one or two small errors or terms used loosely.</w:t>
+              <w:t xml:space="preserve">Most terms and ideas are correct, with one or two small errors that do not change the meaning.</w:t>
             </w:r>
           </w:p>
         </w:tc>
@@ -1395,7 +3497,7 @@
                 <w:sz w:val="18"/>
                 <w:szCs w:val="18"/>
               </w:rPr>
-              <w:t xml:space="preserve">Several ideas are incorrect or confused, for example mixing up primary and secondary growth or seed types.</w:t>
+              <w:t xml:space="preserve">Several ideas are wrong or terms are mixed up, for example confusing germination with emergence or saying maize makes wood.</w:t>
             </w:r>
           </w:p>
         </w:tc>
@@ -1461,7 +3563,7 @@
                 <w:sz w:val="18"/>
                 <w:szCs w:val="18"/>
               </w:rPr>
-              <w:t xml:space="preserve">Gives at least three specific pieces of evidence from different lessons (seed dissections, germination and dormancy sets, stem sections, growth curves, tip-removal bean seedling).</w:t>
+              <w:t xml:space="preserve">Uses exact data from Mr. Wafula's farm in every section, such as 88 and 80 germinated, 8 dormant beans with 7 germinating, the jar results, heights and branches.</w:t>
             </w:r>
           </w:p>
         </w:tc>
@@ -1493,7 +3595,7 @@
                 <w:sz w:val="18"/>
                 <w:szCs w:val="18"/>
               </w:rPr>
-              <w:t xml:space="preserve">Gives two relevant pieces of evidence, or three that are general.</w:t>
+              <w:t xml:space="preserve">Uses some data from the unit, but misses a part or quotes a number loosely.</w:t>
             </w:r>
           </w:p>
         </w:tc>
@@ -1525,7 +3627,7 @@
                 <w:sz w:val="18"/>
                 <w:szCs w:val="18"/>
               </w:rPr>
-              <w:t xml:space="preserve">Gives little or no evidence, or evidence that is not from our investigations.</w:t>
+              <w:t xml:space="preserve">Gives few or no numbers from the unit, or the numbers do not match the data.</w:t>
             </w:r>
           </w:p>
         </w:tc>
@@ -1591,7 +3693,7 @@
                 <w:sz w:val="18"/>
                 <w:szCs w:val="18"/>
               </w:rPr>
-              <w:t xml:space="preserve">Clearly explains how each piece of evidence supports the claim and links seed structure, conditions, dormancy, meristems and hormones together.</w:t>
+              <w:t xml:space="preserve">Clearly links each piece of evidence to a biological idea, explaining why it supports the claim, such as water and enzymes, oxygen and respiration, and auxin and lateral buds.</w:t>
             </w:r>
           </w:p>
         </w:tc>
@@ -1623,7 +3725,7 @@
                 <w:sz w:val="18"/>
                 <w:szCs w:val="18"/>
               </w:rPr>
-              <w:t xml:space="preserve">Explains some links between evidence and claim, but some factors are listed rather than explained.</w:t>
+              <w:t xml:space="preserve">Links most evidence to ideas, but some links are brief or incomplete.</w:t>
             </w:r>
           </w:p>
         </w:tc>
@@ -1655,7 +3757,7 @@
                 <w:sz w:val="18"/>
                 <w:szCs w:val="18"/>
               </w:rPr>
-              <w:t xml:space="preserve">Mostly lists facts without explaining how they answer the question.</w:t>
+              <w:t xml:space="preserve">Lists facts without explaining how they support the claim.</w:t>
             </w:r>
           </w:p>
         </w:tc>
@@ -1689,7 +3791,7 @@
                 <w:sz w:val="18"/>
                 <w:szCs w:val="18"/>
               </w:rPr>
-              <w:t xml:space="preserve">Connection to the driving question and revised model</w:t>
+              <w:t xml:space="preserve">Connection to the driving question and model revision</w:t>
             </w:r>
           </w:p>
         </w:tc>
@@ -1721,7 +3823,7 @@
                 <w:sz w:val="18"/>
                 <w:szCs w:val="18"/>
               </w:rPr>
-              <w:t xml:space="preserve">Directly answers why maize and beans planted together differ in germination, emergence and growth, and clearly shows how the Day 1 model was revised with specific additions.</w:t>
+              <w:t xml:space="preserve">Gives a complete answer to the driving question covering seed structure, seed condition, environment and hormones, and says two clear changes from the Day 1 model.</w:t>
             </w:r>
           </w:p>
         </w:tc>
@@ -1753,7 +3855,7 @@
                 <w:sz w:val="18"/>
                 <w:szCs w:val="18"/>
               </w:rPr>
-              <w:t xml:space="preserve">Answers the question and mentions a model change with few details.</w:t>
+              <w:t xml:space="preserve">Answers the driving question with most causes and gives at least one change from the Day 1 model.</w:t>
             </w:r>
           </w:p>
         </w:tc>
@@ -1785,7 +3887,7 @@
                 <w:sz w:val="18"/>
                 <w:szCs w:val="18"/>
               </w:rPr>
-              <w:t xml:space="preserve">Does not clearly answer the question or does not describe any change to the model.</w:t>
+              <w:t xml:space="preserve">The answer covers only one cause or does not say how the model changed.</w:t>
             </w:r>
           </w:p>
         </w:tc>
@@ -1851,7 +3953,7 @@
                 <w:sz w:val="18"/>
                 <w:szCs w:val="18"/>
               </w:rPr>
-              <w:t xml:space="preserve">Well organised in claim, evidence and reasoning, with full sentences, clear labelled drawings and correct vocabulary.</w:t>
+              <w:t xml:space="preserve">Well organised Claim, Evidence and Reasoning in clear sentences, with data read correctly from the tables.</w:t>
             </w:r>
           </w:p>
         </w:tc>
@@ -1883,7 +3985,7 @@
                 <w:sz w:val="18"/>
                 <w:szCs w:val="18"/>
               </w:rPr>
-              <w:t xml:space="preserve">Mostly clear, with some gaps in organisation or labelling.</w:t>
+              <w:t xml:space="preserve">Mostly clear and organised, with a few unclear sentences.</w:t>
             </w:r>
           </w:p>
         </w:tc>
@@ -1915,7 +4017,7 @@
                 <w:sz w:val="18"/>
                 <w:szCs w:val="18"/>
               </w:rPr>
-              <w:t xml:space="preserve">Hard to follow, with missing structure or unlabelled drawings.</w:t>
+              <w:t xml:space="preserve">Hard to follow, with the Claim, Evidence or Reasoning missing.</w:t>
             </w:r>
           </w:p>
         </w:tc>
@@ -2039,7 +4141,7 @@
         </w:rPr>
         <w:t xml:space="preserve">© 2026 SeaVuria and ARES. This work is licensed under a </w:t>
       </w:r>
-      <w:hyperlink w:history="1" r:id="rIdapflwgyo_rksdjo-1fgdv">
+      <w:hyperlink w:history="1" r:id="rIdfj1jbadzwrz3e5wz_momw">
         <w:r>
           <w:rPr>
             <w:rFonts w:ascii="Arial" w:cs="Arial" w:eastAsia="Arial" w:hAnsi="Arial"/>
@@ -2059,7 +4161,7 @@
         </w:rPr>
         <w:t xml:space="preserve"> (</w:t>
       </w:r>
-      <w:hyperlink w:history="1" r:id="rIdc696pcnswlmnluvkds7qt">
+      <w:hyperlink w:history="1" r:id="rIdele5izifvet1fqahragjj">
         <w:r>
           <w:rPr>
             <w:rFonts w:ascii="Arial" w:cs="Arial" w:eastAsia="Arial" w:hAnsi="Arial"/>
@@ -2079,7 +4181,7 @@
         </w:rPr>
         <w:t xml:space="preserve">). To view a copy of this license, visit </w:t>
       </w:r>
-      <w:hyperlink w:history="1" r:id="rIds9bjvwboww9nfh5khzoli">
+      <w:hyperlink w:history="1" r:id="rIdv7s7a16voglyl6jmmi7o8">
         <w:r>
           <w:rPr>
             <w:rFonts w:ascii="Arial" w:cs="Arial" w:eastAsia="Arial" w:hAnsi="Arial"/>

--- a/data/outputs/v2/Grade11/Biology/Lesson_Plans/SS2.2_Growth_and_Development_in_Plants/Biology_Growth_and_Development_in_Plants_FinalExplanation.docx
+++ b/data/outputs/v2/Grade11/Biology/Lesson_Plans/SS2.2_Growth_and_Development_in_Plants/Biology_Growth_and_Development_in_Plants_FinalExplanation.docx
@@ -4,6 +4,7 @@
   <w:body>
     <w:p>
       <w:pPr>
+        <w:keepNext w:val="false"/>
         <w:spacing w:after="30" w:before="0"/>
         <w:jc w:val="center"/>
       </w:pPr>
@@ -23,6 +24,7 @@
     </w:p>
     <w:p>
       <w:pPr>
+        <w:keepNext w:val="false"/>
         <w:spacing w:after="60" w:before="0"/>
         <w:jc w:val="center"/>
       </w:pPr>
@@ -81,6 +83,7 @@
           </w:tcPr>
           <w:p>
             <w:pPr>
+              <w:keepNext w:val="false"/>
               <w:spacing w:after="40" w:before="0"/>
               <w:jc w:val="center"/>
             </w:pPr>
@@ -116,6 +119,7 @@
           </w:tcPr>
           <w:p>
             <w:pPr>
+              <w:keepNext w:val="false"/>
               <w:spacing w:after="40" w:before="0"/>
               <w:jc w:val="center"/>
             </w:pPr>
@@ -150,6 +154,7 @@
           </w:tcPr>
           <w:p>
             <w:pPr>
+              <w:keepNext w:val="false"/>
               <w:spacing w:after="40" w:before="0"/>
               <w:jc w:val="left"/>
             </w:pPr>
@@ -182,6 +187,7 @@
           </w:tcPr>
           <w:p>
             <w:pPr>
+              <w:keepNext w:val="false"/>
               <w:spacing w:after="40" w:before="0"/>
               <w:jc w:val="left"/>
             </w:pPr>
@@ -216,6 +222,7 @@
           </w:tcPr>
           <w:p>
             <w:pPr>
+              <w:keepNext w:val="false"/>
               <w:spacing w:after="40" w:before="0"/>
               <w:jc w:val="left"/>
             </w:pPr>
@@ -248,6 +255,7 @@
           </w:tcPr>
           <w:p>
             <w:pPr>
+              <w:keepNext w:val="false"/>
               <w:spacing w:after="40" w:before="0"/>
               <w:jc w:val="left"/>
             </w:pPr>
@@ -282,6 +290,7 @@
           </w:tcPr>
           <w:p>
             <w:pPr>
+              <w:keepNext w:val="false"/>
               <w:spacing w:after="40" w:before="0"/>
               <w:jc w:val="left"/>
             </w:pPr>
@@ -314,6 +323,7 @@
           </w:tcPr>
           <w:p>
             <w:pPr>
+              <w:keepNext w:val="false"/>
               <w:spacing w:after="40" w:before="0"/>
               <w:jc w:val="left"/>
             </w:pPr>
@@ -374,6 +384,7 @@
           </w:tcPr>
           <w:p>
             <w:pPr>
+              <w:keepNext w:val="false"/>
               <w:spacing w:after="40" w:before="0"/>
               <w:jc w:val="center"/>
             </w:pPr>
@@ -408,6 +419,7 @@
           </w:tcPr>
           <w:p>
             <w:pPr>
+              <w:keepNext w:val="false"/>
               <w:spacing w:after="40" w:before="0"/>
               <w:jc w:val="left"/>
             </w:pPr>
@@ -467,6 +479,7 @@
           </w:tcPr>
           <w:p>
             <w:pPr>
+              <w:keepNext/>
               <w:spacing w:after="40" w:before="0"/>
               <w:jc w:val="center"/>
             </w:pPr>
@@ -501,6 +514,7 @@
           </w:tcPr>
           <w:p>
             <w:pPr>
+              <w:keepNext/>
               <w:spacing w:after="40" w:before="0"/>
               <w:jc w:val="left"/>
             </w:pPr>
@@ -538,6 +552,7 @@
           </w:tcPr>
           <w:p>
             <w:pPr>
+              <w:keepNext w:val="false"/>
               <w:spacing w:after="40" w:before="0"/>
               <w:jc w:val="left"/>
             </w:pPr>
@@ -597,6 +612,7 @@
           </w:tcPr>
           <w:p>
             <w:pPr>
+              <w:keepNext/>
               <w:spacing w:after="40" w:before="0"/>
               <w:jc w:val="center"/>
             </w:pPr>
@@ -631,6 +647,7 @@
           </w:tcPr>
           <w:p>
             <w:pPr>
+              <w:keepNext/>
               <w:spacing w:after="40" w:before="0"/>
               <w:jc w:val="left"/>
             </w:pPr>
@@ -650,6 +667,7 @@
           </w:p>
           <w:p>
             <w:pPr>
+              <w:keepNext/>
               <w:spacing w:after="40" w:before="0"/>
               <w:jc w:val="left"/>
             </w:pPr>
@@ -700,6 +718,7 @@
                 </w:tcPr>
                 <w:p>
                   <w:pPr>
+                    <w:keepNext w:val="false"/>
                     <w:spacing w:after="40" w:before="0"/>
                     <w:jc w:val="left"/>
                   </w:pPr>
@@ -732,6 +751,7 @@
                 </w:tcPr>
                 <w:p>
                   <w:pPr>
+                    <w:keepNext w:val="false"/>
                     <w:spacing w:after="40" w:before="0"/>
                     <w:jc w:val="left"/>
                   </w:pPr>
@@ -764,6 +784,7 @@
                 </w:tcPr>
                 <w:p>
                   <w:pPr>
+                    <w:keepNext w:val="false"/>
                     <w:spacing w:after="40" w:before="0"/>
                     <w:jc w:val="left"/>
                   </w:pPr>
@@ -798,6 +819,7 @@
                 </w:tcPr>
                 <w:p>
                   <w:pPr>
+                    <w:keepNext w:val="false"/>
                     <w:spacing w:after="40" w:before="0"/>
                     <w:jc w:val="left"/>
                   </w:pPr>
@@ -830,6 +852,7 @@
                 </w:tcPr>
                 <w:p>
                   <w:pPr>
+                    <w:keepNext w:val="false"/>
                     <w:spacing w:after="40" w:before="0"/>
                     <w:jc w:val="left"/>
                   </w:pPr>
@@ -862,6 +885,7 @@
                 </w:tcPr>
                 <w:p>
                   <w:pPr>
+                    <w:keepNext w:val="false"/>
                     <w:spacing w:after="40" w:before="0"/>
                     <w:jc w:val="left"/>
                   </w:pPr>
@@ -896,6 +920,7 @@
                 </w:tcPr>
                 <w:p>
                   <w:pPr>
+                    <w:keepNext w:val="false"/>
                     <w:spacing w:after="40" w:before="0"/>
                     <w:jc w:val="left"/>
                   </w:pPr>
@@ -928,6 +953,7 @@
                 </w:tcPr>
                 <w:p>
                   <w:pPr>
+                    <w:keepNext w:val="false"/>
                     <w:spacing w:after="40" w:before="0"/>
                     <w:jc w:val="left"/>
                   </w:pPr>
@@ -960,6 +986,7 @@
                 </w:tcPr>
                 <w:p>
                   <w:pPr>
+                    <w:keepNext w:val="false"/>
                     <w:spacing w:after="40" w:before="0"/>
                     <w:jc w:val="left"/>
                   </w:pPr>
@@ -994,6 +1021,7 @@
                 </w:tcPr>
                 <w:p>
                   <w:pPr>
+                    <w:keepNext w:val="false"/>
                     <w:spacing w:after="40" w:before="0"/>
                     <w:jc w:val="left"/>
                   </w:pPr>
@@ -1026,6 +1054,7 @@
                 </w:tcPr>
                 <w:p>
                   <w:pPr>
+                    <w:keepNext w:val="false"/>
                     <w:spacing w:after="40" w:before="0"/>
                     <w:jc w:val="left"/>
                   </w:pPr>
@@ -1058,6 +1087,7 @@
                 </w:tcPr>
                 <w:p>
                   <w:pPr>
+                    <w:keepNext w:val="false"/>
                     <w:spacing w:after="40" w:before="0"/>
                     <w:jc w:val="left"/>
                   </w:pPr>
@@ -1092,6 +1122,7 @@
                 </w:tcPr>
                 <w:p>
                   <w:pPr>
+                    <w:keepNext w:val="false"/>
                     <w:spacing w:after="40" w:before="0"/>
                     <w:jc w:val="left"/>
                   </w:pPr>
@@ -1124,6 +1155,7 @@
                 </w:tcPr>
                 <w:p>
                   <w:pPr>
+                    <w:keepNext w:val="false"/>
                     <w:spacing w:after="40" w:before="0"/>
                     <w:jc w:val="left"/>
                   </w:pPr>
@@ -1156,6 +1188,7 @@
                 </w:tcPr>
                 <w:p>
                   <w:pPr>
+                    <w:keepNext w:val="false"/>
                     <w:spacing w:after="40" w:before="0"/>
                     <w:jc w:val="left"/>
                   </w:pPr>
@@ -1190,6 +1223,7 @@
                 </w:tcPr>
                 <w:p>
                   <w:pPr>
+                    <w:keepNext w:val="false"/>
                     <w:spacing w:after="40" w:before="0"/>
                     <w:jc w:val="left"/>
                   </w:pPr>
@@ -1222,6 +1256,7 @@
                 </w:tcPr>
                 <w:p>
                   <w:pPr>
+                    <w:keepNext w:val="false"/>
                     <w:spacing w:after="40" w:before="0"/>
                     <w:jc w:val="left"/>
                   </w:pPr>
@@ -1254,6 +1289,7 @@
                 </w:tcPr>
                 <w:p>
                   <w:pPr>
+                    <w:keepNext w:val="false"/>
                     <w:spacing w:after="40" w:before="0"/>
                     <w:jc w:val="left"/>
                   </w:pPr>
@@ -1276,6 +1312,7 @@
           </w:tbl>
           <w:p>
             <w:pPr>
+              <w:keepNext w:val="false"/>
               <w:spacing w:after="60" w:before="0"/>
               <w:jc w:val="left"/>
             </w:pPr>
@@ -1295,6 +1332,7 @@
           </w:p>
           <w:p>
             <w:pPr>
+              <w:keepNext/>
               <w:spacing w:after="40" w:before="0"/>
               <w:jc w:val="left"/>
             </w:pPr>
@@ -1314,6 +1352,7 @@
           </w:p>
           <w:p>
             <w:pPr>
+              <w:keepNext/>
               <w:spacing w:after="40" w:before="0"/>
               <w:jc w:val="left"/>
             </w:pPr>
@@ -1333,6 +1372,7 @@
           </w:p>
           <w:p>
             <w:pPr>
+              <w:keepNext w:val="false"/>
               <w:spacing w:after="60" w:before="0"/>
               <w:jc w:val="left"/>
             </w:pPr>
@@ -1370,6 +1410,7 @@
           </w:tcPr>
           <w:p>
             <w:pPr>
+              <w:keepNext w:val="false"/>
               <w:spacing w:after="40" w:before="0"/>
               <w:jc w:val="left"/>
             </w:pPr>
@@ -1429,6 +1470,7 @@
           </w:tcPr>
           <w:p>
             <w:pPr>
+              <w:keepNext/>
               <w:spacing w:after="40" w:before="0"/>
               <w:jc w:val="center"/>
             </w:pPr>
@@ -1463,6 +1505,7 @@
           </w:tcPr>
           <w:p>
             <w:pPr>
+              <w:keepNext/>
               <w:spacing w:after="40" w:before="0"/>
               <w:jc w:val="left"/>
             </w:pPr>
@@ -1482,6 +1525,7 @@
           </w:p>
           <w:p>
             <w:pPr>
+              <w:keepNext/>
               <w:spacing w:after="40" w:before="0"/>
               <w:jc w:val="left"/>
             </w:pPr>
@@ -1532,6 +1576,7 @@
                 </w:tcPr>
                 <w:p>
                   <w:pPr>
+                    <w:keepNext w:val="false"/>
                     <w:spacing w:after="40" w:before="0"/>
                     <w:jc w:val="left"/>
                   </w:pPr>
@@ -1564,6 +1609,7 @@
                 </w:tcPr>
                 <w:p>
                   <w:pPr>
+                    <w:keepNext w:val="false"/>
                     <w:spacing w:after="40" w:before="0"/>
                     <w:jc w:val="left"/>
                   </w:pPr>
@@ -1596,6 +1642,7 @@
                 </w:tcPr>
                 <w:p>
                   <w:pPr>
+                    <w:keepNext w:val="false"/>
                     <w:spacing w:after="40" w:before="0"/>
                     <w:jc w:val="left"/>
                   </w:pPr>
@@ -1630,6 +1677,7 @@
                 </w:tcPr>
                 <w:p>
                   <w:pPr>
+                    <w:keepNext w:val="false"/>
                     <w:spacing w:after="40" w:before="0"/>
                     <w:jc w:val="left"/>
                   </w:pPr>
@@ -1662,6 +1710,7 @@
                 </w:tcPr>
                 <w:p>
                   <w:pPr>
+                    <w:keepNext w:val="false"/>
                     <w:spacing w:after="40" w:before="0"/>
                     <w:jc w:val="left"/>
                   </w:pPr>
@@ -1694,6 +1743,7 @@
                 </w:tcPr>
                 <w:p>
                   <w:pPr>
+                    <w:keepNext w:val="false"/>
                     <w:spacing w:after="40" w:before="0"/>
                     <w:jc w:val="left"/>
                   </w:pPr>
@@ -1728,6 +1778,7 @@
                 </w:tcPr>
                 <w:p>
                   <w:pPr>
+                    <w:keepNext w:val="false"/>
                     <w:spacing w:after="40" w:before="0"/>
                     <w:jc w:val="left"/>
                   </w:pPr>
@@ -1760,6 +1811,7 @@
                 </w:tcPr>
                 <w:p>
                   <w:pPr>
+                    <w:keepNext w:val="false"/>
                     <w:spacing w:after="40" w:before="0"/>
                     <w:jc w:val="left"/>
                   </w:pPr>
@@ -1792,6 +1844,7 @@
                 </w:tcPr>
                 <w:p>
                   <w:pPr>
+                    <w:keepNext w:val="false"/>
                     <w:spacing w:after="40" w:before="0"/>
                     <w:jc w:val="left"/>
                   </w:pPr>
@@ -1826,6 +1879,7 @@
                 </w:tcPr>
                 <w:p>
                   <w:pPr>
+                    <w:keepNext w:val="false"/>
                     <w:spacing w:after="40" w:before="0"/>
                     <w:jc w:val="left"/>
                   </w:pPr>
@@ -1858,6 +1912,7 @@
                 </w:tcPr>
                 <w:p>
                   <w:pPr>
+                    <w:keepNext w:val="false"/>
                     <w:spacing w:after="40" w:before="0"/>
                     <w:jc w:val="left"/>
                   </w:pPr>
@@ -1890,6 +1945,7 @@
                 </w:tcPr>
                 <w:p>
                   <w:pPr>
+                    <w:keepNext w:val="false"/>
                     <w:spacing w:after="40" w:before="0"/>
                     <w:jc w:val="left"/>
                   </w:pPr>
@@ -1924,6 +1980,7 @@
                 </w:tcPr>
                 <w:p>
                   <w:pPr>
+                    <w:keepNext w:val="false"/>
                     <w:spacing w:after="40" w:before="0"/>
                     <w:jc w:val="left"/>
                   </w:pPr>
@@ -1956,6 +2013,7 @@
                 </w:tcPr>
                 <w:p>
                   <w:pPr>
+                    <w:keepNext w:val="false"/>
                     <w:spacing w:after="40" w:before="0"/>
                     <w:jc w:val="left"/>
                   </w:pPr>
@@ -1988,6 +2046,7 @@
                 </w:tcPr>
                 <w:p>
                   <w:pPr>
+                    <w:keepNext w:val="false"/>
                     <w:spacing w:after="40" w:before="0"/>
                     <w:jc w:val="left"/>
                   </w:pPr>
@@ -2010,6 +2069,7 @@
           </w:tbl>
           <w:p>
             <w:pPr>
+              <w:keepNext w:val="false"/>
               <w:spacing w:after="60" w:before="0"/>
               <w:jc w:val="left"/>
             </w:pPr>
@@ -2029,6 +2089,7 @@
           </w:p>
           <w:p>
             <w:pPr>
+              <w:keepNext/>
               <w:spacing w:after="40" w:before="0"/>
               <w:jc w:val="left"/>
             </w:pPr>
@@ -2048,6 +2109,7 @@
           </w:p>
           <w:p>
             <w:pPr>
+              <w:keepNext/>
               <w:spacing w:after="40" w:before="0"/>
               <w:jc w:val="left"/>
             </w:pPr>
@@ -2067,6 +2129,7 @@
           </w:p>
           <w:p>
             <w:pPr>
+              <w:keepNext w:val="false"/>
               <w:spacing w:after="60" w:before="0"/>
               <w:jc w:val="left"/>
             </w:pPr>
@@ -2104,6 +2167,7 @@
           </w:tcPr>
           <w:p>
             <w:pPr>
+              <w:keepNext w:val="false"/>
               <w:spacing w:after="40" w:before="0"/>
               <w:jc w:val="left"/>
             </w:pPr>
@@ -2163,6 +2227,7 @@
           </w:tcPr>
           <w:p>
             <w:pPr>
+              <w:keepNext/>
               <w:spacing w:after="40" w:before="0"/>
               <w:jc w:val="center"/>
             </w:pPr>
@@ -2197,6 +2262,7 @@
           </w:tcPr>
           <w:p>
             <w:pPr>
+              <w:keepNext/>
               <w:spacing w:after="40" w:before="0"/>
               <w:jc w:val="left"/>
             </w:pPr>
@@ -2216,6 +2282,7 @@
           </w:p>
           <w:p>
             <w:pPr>
+              <w:keepNext/>
               <w:spacing w:after="40" w:before="0"/>
               <w:jc w:val="left"/>
             </w:pPr>
@@ -2270,6 +2337,7 @@
                 </w:tcPr>
                 <w:p>
                   <w:pPr>
+                    <w:keepNext w:val="false"/>
                     <w:spacing w:after="40" w:before="0"/>
                     <w:jc w:val="left"/>
                   </w:pPr>
@@ -2302,6 +2370,7 @@
                 </w:tcPr>
                 <w:p>
                   <w:pPr>
+                    <w:keepNext w:val="false"/>
                     <w:spacing w:after="40" w:before="0"/>
                     <w:jc w:val="left"/>
                   </w:pPr>
@@ -2334,6 +2403,7 @@
                 </w:tcPr>
                 <w:p>
                   <w:pPr>
+                    <w:keepNext w:val="false"/>
                     <w:spacing w:after="40" w:before="0"/>
                     <w:jc w:val="left"/>
                   </w:pPr>
@@ -2366,6 +2436,7 @@
                 </w:tcPr>
                 <w:p>
                   <w:pPr>
+                    <w:keepNext w:val="false"/>
                     <w:spacing w:after="40" w:before="0"/>
                     <w:jc w:val="left"/>
                   </w:pPr>
@@ -2398,6 +2469,7 @@
                 </w:tcPr>
                 <w:p>
                   <w:pPr>
+                    <w:keepNext w:val="false"/>
                     <w:spacing w:after="40" w:before="0"/>
                     <w:jc w:val="left"/>
                   </w:pPr>
@@ -2430,6 +2502,7 @@
                 </w:tcPr>
                 <w:p>
                   <w:pPr>
+                    <w:keepNext w:val="false"/>
                     <w:spacing w:after="40" w:before="0"/>
                     <w:jc w:val="left"/>
                   </w:pPr>
@@ -2462,6 +2535,7 @@
                 </w:tcPr>
                 <w:p>
                   <w:pPr>
+                    <w:keepNext w:val="false"/>
                     <w:spacing w:after="40" w:before="0"/>
                     <w:jc w:val="left"/>
                   </w:pPr>
@@ -2496,6 +2570,7 @@
                 </w:tcPr>
                 <w:p>
                   <w:pPr>
+                    <w:keepNext w:val="false"/>
                     <w:spacing w:after="40" w:before="0"/>
                     <w:jc w:val="left"/>
                   </w:pPr>
@@ -2528,6 +2603,7 @@
                 </w:tcPr>
                 <w:p>
                   <w:pPr>
+                    <w:keepNext w:val="false"/>
                     <w:spacing w:after="40" w:before="0"/>
                     <w:jc w:val="left"/>
                   </w:pPr>
@@ -2560,6 +2636,7 @@
                 </w:tcPr>
                 <w:p>
                   <w:pPr>
+                    <w:keepNext w:val="false"/>
                     <w:spacing w:after="40" w:before="0"/>
                     <w:jc w:val="left"/>
                   </w:pPr>
@@ -2592,6 +2669,7 @@
                 </w:tcPr>
                 <w:p>
                   <w:pPr>
+                    <w:keepNext w:val="false"/>
                     <w:spacing w:after="40" w:before="0"/>
                     <w:jc w:val="left"/>
                   </w:pPr>
@@ -2624,6 +2702,7 @@
                 </w:tcPr>
                 <w:p>
                   <w:pPr>
+                    <w:keepNext w:val="false"/>
                     <w:spacing w:after="40" w:before="0"/>
                     <w:jc w:val="left"/>
                   </w:pPr>
@@ -2656,6 +2735,7 @@
                 </w:tcPr>
                 <w:p>
                   <w:pPr>
+                    <w:keepNext w:val="false"/>
                     <w:spacing w:after="40" w:before="0"/>
                     <w:jc w:val="left"/>
                   </w:pPr>
@@ -2688,6 +2768,7 @@
                 </w:tcPr>
                 <w:p>
                   <w:pPr>
+                    <w:keepNext w:val="false"/>
                     <w:spacing w:after="40" w:before="0"/>
                     <w:jc w:val="left"/>
                   </w:pPr>
@@ -2722,6 +2803,7 @@
                 </w:tcPr>
                 <w:p>
                   <w:pPr>
+                    <w:keepNext w:val="false"/>
                     <w:spacing w:after="40" w:before="0"/>
                     <w:jc w:val="left"/>
                   </w:pPr>
@@ -2754,6 +2836,7 @@
                 </w:tcPr>
                 <w:p>
                   <w:pPr>
+                    <w:keepNext w:val="false"/>
                     <w:spacing w:after="40" w:before="0"/>
                     <w:jc w:val="left"/>
                   </w:pPr>
@@ -2786,6 +2869,7 @@
                 </w:tcPr>
                 <w:p>
                   <w:pPr>
+                    <w:keepNext w:val="false"/>
                     <w:spacing w:after="40" w:before="0"/>
                     <w:jc w:val="left"/>
                   </w:pPr>
@@ -2818,6 +2902,7 @@
                 </w:tcPr>
                 <w:p>
                   <w:pPr>
+                    <w:keepNext w:val="false"/>
                     <w:spacing w:after="40" w:before="0"/>
                     <w:jc w:val="left"/>
                   </w:pPr>
@@ -2850,6 +2935,7 @@
                 </w:tcPr>
                 <w:p>
                   <w:pPr>
+                    <w:keepNext w:val="false"/>
                     <w:spacing w:after="40" w:before="0"/>
                     <w:jc w:val="left"/>
                   </w:pPr>
@@ -2882,6 +2968,7 @@
                 </w:tcPr>
                 <w:p>
                   <w:pPr>
+                    <w:keepNext w:val="false"/>
                     <w:spacing w:after="40" w:before="0"/>
                     <w:jc w:val="left"/>
                   </w:pPr>
@@ -2914,6 +3001,7 @@
                 </w:tcPr>
                 <w:p>
                   <w:pPr>
+                    <w:keepNext w:val="false"/>
                     <w:spacing w:after="40" w:before="0"/>
                     <w:jc w:val="left"/>
                   </w:pPr>
@@ -2936,6 +3024,7 @@
           </w:tbl>
           <w:p>
             <w:pPr>
+              <w:keepNext w:val="false"/>
               <w:spacing w:after="60" w:before="0"/>
               <w:jc w:val="left"/>
             </w:pPr>
@@ -2955,6 +3044,7 @@
           </w:p>
           <w:p>
             <w:pPr>
+              <w:keepNext/>
               <w:spacing w:after="40" w:before="0"/>
               <w:jc w:val="left"/>
             </w:pPr>
@@ -2974,6 +3064,7 @@
           </w:p>
           <w:p>
             <w:pPr>
+              <w:keepNext/>
               <w:spacing w:after="40" w:before="0"/>
               <w:jc w:val="left"/>
             </w:pPr>
@@ -2993,6 +3084,7 @@
           </w:p>
           <w:p>
             <w:pPr>
+              <w:keepNext w:val="false"/>
               <w:spacing w:after="60" w:before="0"/>
               <w:jc w:val="left"/>
             </w:pPr>
@@ -3030,6 +3122,7 @@
           </w:tcPr>
           <w:p>
             <w:pPr>
+              <w:keepNext w:val="false"/>
               <w:spacing w:after="40" w:before="0"/>
               <w:jc w:val="left"/>
             </w:pPr>
@@ -3089,6 +3182,7 @@
           </w:tcPr>
           <w:p>
             <w:pPr>
+              <w:keepNext/>
               <w:spacing w:after="40" w:before="0"/>
               <w:jc w:val="center"/>
             </w:pPr>
@@ -3123,6 +3217,7 @@
           </w:tcPr>
           <w:p>
             <w:pPr>
+              <w:keepNext/>
               <w:spacing w:after="40" w:before="0"/>
               <w:jc w:val="left"/>
             </w:pPr>
@@ -3160,6 +3255,7 @@
           </w:tcPr>
           <w:p>
             <w:pPr>
+              <w:keepNext w:val="false"/>
               <w:spacing w:after="40" w:before="0"/>
               <w:jc w:val="left"/>
             </w:pPr>
@@ -3223,6 +3319,7 @@
           </w:tcPr>
           <w:p>
             <w:pPr>
+              <w:keepNext w:val="false"/>
               <w:spacing w:after="40" w:before="0"/>
               <w:jc w:val="center"/>
             </w:pPr>
@@ -3257,6 +3354,7 @@
           </w:tcPr>
           <w:p>
             <w:pPr>
+              <w:keepNext w:val="false"/>
               <w:spacing w:after="40" w:before="0"/>
               <w:jc w:val="left"/>
             </w:pPr>
@@ -3289,6 +3387,7 @@
           </w:tcPr>
           <w:p>
             <w:pPr>
+              <w:keepNext w:val="false"/>
               <w:spacing w:after="40" w:before="0"/>
               <w:jc w:val="left"/>
             </w:pPr>
@@ -3321,6 +3420,7 @@
           </w:tcPr>
           <w:p>
             <w:pPr>
+              <w:keepNext w:val="false"/>
               <w:spacing w:after="40" w:before="0"/>
               <w:jc w:val="left"/>
             </w:pPr>
@@ -3353,6 +3453,7 @@
           </w:tcPr>
           <w:p>
             <w:pPr>
+              <w:keepNext w:val="false"/>
               <w:spacing w:after="40" w:before="0"/>
               <w:jc w:val="left"/>
             </w:pPr>
@@ -3387,6 +3488,7 @@
           </w:tcPr>
           <w:p>
             <w:pPr>
+              <w:keepNext w:val="false"/>
               <w:spacing w:after="40" w:before="0"/>
               <w:jc w:val="left"/>
             </w:pPr>
@@ -3419,6 +3521,7 @@
           </w:tcPr>
           <w:p>
             <w:pPr>
+              <w:keepNext w:val="false"/>
               <w:spacing w:after="40" w:before="0"/>
               <w:jc w:val="left"/>
             </w:pPr>
@@ -3451,6 +3554,7 @@
           </w:tcPr>
           <w:p>
             <w:pPr>
+              <w:keepNext w:val="false"/>
               <w:spacing w:after="40" w:before="0"/>
               <w:jc w:val="left"/>
             </w:pPr>
@@ -3483,6 +3587,7 @@
           </w:tcPr>
           <w:p>
             <w:pPr>
+              <w:keepNext w:val="false"/>
               <w:spacing w:after="40" w:before="0"/>
               <w:jc w:val="left"/>
             </w:pPr>
@@ -3517,6 +3622,7 @@
           </w:tcPr>
           <w:p>
             <w:pPr>
+              <w:keepNext w:val="false"/>
               <w:spacing w:after="40" w:before="0"/>
               <w:jc w:val="left"/>
             </w:pPr>
@@ -3549,6 +3655,7 @@
           </w:tcPr>
           <w:p>
             <w:pPr>
+              <w:keepNext w:val="false"/>
               <w:spacing w:after="40" w:before="0"/>
               <w:jc w:val="left"/>
             </w:pPr>
@@ -3581,6 +3688,7 @@
           </w:tcPr>
           <w:p>
             <w:pPr>
+              <w:keepNext w:val="false"/>
               <w:spacing w:after="40" w:before="0"/>
               <w:jc w:val="left"/>
             </w:pPr>
@@ -3613,6 +3721,7 @@
           </w:tcPr>
           <w:p>
             <w:pPr>
+              <w:keepNext w:val="false"/>
               <w:spacing w:after="40" w:before="0"/>
               <w:jc w:val="left"/>
             </w:pPr>
@@ -3647,6 +3756,7 @@
           </w:tcPr>
           <w:p>
             <w:pPr>
+              <w:keepNext w:val="false"/>
               <w:spacing w:after="40" w:before="0"/>
               <w:jc w:val="left"/>
             </w:pPr>
@@ -3679,6 +3789,7 @@
           </w:tcPr>
           <w:p>
             <w:pPr>
+              <w:keepNext w:val="false"/>
               <w:spacing w:after="40" w:before="0"/>
               <w:jc w:val="left"/>
             </w:pPr>
@@ -3711,6 +3822,7 @@
           </w:tcPr>
           <w:p>
             <w:pPr>
+              <w:keepNext w:val="false"/>
               <w:spacing w:after="40" w:before="0"/>
               <w:jc w:val="left"/>
             </w:pPr>
@@ -3743,6 +3855,7 @@
           </w:tcPr>
           <w:p>
             <w:pPr>
+              <w:keepNext w:val="false"/>
               <w:spacing w:after="40" w:before="0"/>
               <w:jc w:val="left"/>
             </w:pPr>
@@ -3777,6 +3890,7 @@
           </w:tcPr>
           <w:p>
             <w:pPr>
+              <w:keepNext w:val="false"/>
               <w:spacing w:after="40" w:before="0"/>
               <w:jc w:val="left"/>
             </w:pPr>
@@ -3809,6 +3923,7 @@
           </w:tcPr>
           <w:p>
             <w:pPr>
+              <w:keepNext w:val="false"/>
               <w:spacing w:after="40" w:before="0"/>
               <w:jc w:val="left"/>
             </w:pPr>
@@ -3841,6 +3956,7 @@
           </w:tcPr>
           <w:p>
             <w:pPr>
+              <w:keepNext w:val="false"/>
               <w:spacing w:after="40" w:before="0"/>
               <w:jc w:val="left"/>
             </w:pPr>
@@ -3873,6 +3989,7 @@
           </w:tcPr>
           <w:p>
             <w:pPr>
+              <w:keepNext w:val="false"/>
               <w:spacing w:after="40" w:before="0"/>
               <w:jc w:val="left"/>
             </w:pPr>
@@ -3907,6 +4024,7 @@
           </w:tcPr>
           <w:p>
             <w:pPr>
+              <w:keepNext w:val="false"/>
               <w:spacing w:after="40" w:before="0"/>
               <w:jc w:val="left"/>
             </w:pPr>
@@ -3939,6 +4057,7 @@
           </w:tcPr>
           <w:p>
             <w:pPr>
+              <w:keepNext w:val="false"/>
               <w:spacing w:after="40" w:before="0"/>
               <w:jc w:val="left"/>
             </w:pPr>
@@ -3971,6 +4090,7 @@
           </w:tcPr>
           <w:p>
             <w:pPr>
+              <w:keepNext w:val="false"/>
               <w:spacing w:after="40" w:before="0"/>
               <w:jc w:val="left"/>
             </w:pPr>
@@ -4003,6 +4123,7 @@
           </w:tcPr>
           <w:p>
             <w:pPr>
+              <w:keepNext w:val="false"/>
               <w:spacing w:after="40" w:before="0"/>
               <w:jc w:val="left"/>
             </w:pPr>
@@ -4141,7 +4262,7 @@
         </w:rPr>
         <w:t xml:space="preserve">© 2026 SeaVuria and ARES. This work is licensed under a </w:t>
       </w:r>
-      <w:hyperlink w:history="1" r:id="rIdfj1jbadzwrz3e5wz_momw">
+      <w:hyperlink w:history="1" r:id="rIdoirrwwdfleeioo-gtahrb">
         <w:r>
           <w:rPr>
             <w:rFonts w:ascii="Arial" w:cs="Arial" w:eastAsia="Arial" w:hAnsi="Arial"/>
@@ -4161,7 +4282,7 @@
         </w:rPr>
         <w:t xml:space="preserve"> (</w:t>
       </w:r>
-      <w:hyperlink w:history="1" r:id="rIdele5izifvet1fqahragjj">
+      <w:hyperlink w:history="1" r:id="rIdc00gvgcp4xhjjrsu3iepl">
         <w:r>
           <w:rPr>
             <w:rFonts w:ascii="Arial" w:cs="Arial" w:eastAsia="Arial" w:hAnsi="Arial"/>
@@ -4181,7 +4302,7 @@
         </w:rPr>
         <w:t xml:space="preserve">). To view a copy of this license, visit </w:t>
       </w:r>
-      <w:hyperlink w:history="1" r:id="rIdv7s7a16voglyl6jmmi7o8">
+      <w:hyperlink w:history="1" r:id="rIdaybod5mt1zememjqytrdq">
         <w:r>
           <w:rPr>
             <w:rFonts w:ascii="Arial" w:cs="Arial" w:eastAsia="Arial" w:hAnsi="Arial"/>

--- a/data/outputs/v2/Grade11/Biology/Lesson_Plans/SS2.2_Growth_and_Development_in_Plants/Biology_Growth_and_Development_in_Plants_FinalExplanation.docx
+++ b/data/outputs/v2/Grade11/Biology/Lesson_Plans/SS2.2_Growth_and_Development_in_Plants/Biology_Growth_and_Development_in_Plants_FinalExplanation.docx
@@ -4262,7 +4262,7 @@
         </w:rPr>
         <w:t xml:space="preserve">© 2026 SeaVuria and ARES. This work is licensed under a </w:t>
       </w:r>
-      <w:hyperlink w:history="1" r:id="rIdoirrwwdfleeioo-gtahrb">
+      <w:hyperlink w:history="1" r:id="rIdspp21kihljuu_4sqgclbx">
         <w:r>
           <w:rPr>
             <w:rFonts w:ascii="Arial" w:cs="Arial" w:eastAsia="Arial" w:hAnsi="Arial"/>
@@ -4282,7 +4282,7 @@
         </w:rPr>
         <w:t xml:space="preserve"> (</w:t>
       </w:r>
-      <w:hyperlink w:history="1" r:id="rIdc00gvgcp4xhjjrsu3iepl">
+      <w:hyperlink w:history="1" r:id="rIduu2fqr5pfdmjxxmueahop">
         <w:r>
           <w:rPr>
             <w:rFonts w:ascii="Arial" w:cs="Arial" w:eastAsia="Arial" w:hAnsi="Arial"/>
@@ -4302,7 +4302,7 @@
         </w:rPr>
         <w:t xml:space="preserve">). To view a copy of this license, visit </w:t>
       </w:r>
-      <w:hyperlink w:history="1" r:id="rIdaybod5mt1zememjqytrdq">
+      <w:hyperlink w:history="1" r:id="rId9os8ejotis4cuokf8o39b">
         <w:r>
           <w:rPr>
             <w:rFonts w:ascii="Arial" w:cs="Arial" w:eastAsia="Arial" w:hAnsi="Arial"/>
